--- a/layunin-theme/downloadables/5_WEALTH_ARCHITECT_PROTOCOLS.docx
+++ b/layunin-theme/downloadables/5_WEALTH_ARCHITECT_PROTOCOLS.docx
@@ -8,7 +8,6 @@
       </w:pPr>
       <w:r>
         <w:rPr>
-          <w:rFonts w:ascii="Georgia" w:hAnsi="Georgia"/>
           <w:b/>
           <w:color w:val="050A18"/>
           <w:sz w:val="64"/>
@@ -30,8 +29,94 @@
       </w:r>
     </w:p>
     <w:p>
+      <w:pPr>
+        <w:pStyle w:val="Heading1"/>
+      </w:pPr>
       <w:r>
-        <w:br/>
+        <w:t>EXECUTIVE SUMMARY</w:t>
+      </w:r>
+    </w:p>
+    <w:p>
+      <w:r>
+        <w:t>Wealth is not about what you make; it is about what you keep and how it grows. Move beyond budgeting into true financial architecture. Build the pipes that automate your generational wealth.</w:t>
+      </w:r>
+    </w:p>
+    <w:p>
+      <w:pPr>
+        <w:pStyle w:val="Heading2"/>
+      </w:pPr>
+      <w:r>
+        <w:t>Beyond Simple Budgeting</w:t>
+      </w:r>
+    </w:p>
+    <w:p>
+      <w:r>
+        <w:t>Budgeting is defensive; Architecture is offensive. Use the 'Profit First' model to ensure you pay your investments before any expense is touched. Building automated wealth pipes.</w:t>
+      </w:r>
+    </w:p>
+    <w:p>
+      <w:pPr>
+        <w:pStyle w:val="Heading2"/>
+      </w:pPr>
+      <w:r>
+        <w:t>The Empire Account Structure</w:t>
+      </w:r>
+    </w:p>
+    <w:p>
+      <w:r>
+        <w:t>Automatically move 20% of all gross income into high-growth investment vehicles. Eliminate willpower from saving; wealth is built in the background of your life.</w:t>
+      </w:r>
+    </w:p>
+    <w:p>
+      <w:pPr>
+        <w:pStyle w:val="Heading2"/>
+      </w:pPr>
+      <w:r>
+        <w:t>Multi-Tier Investment Strategy</w:t>
+      </w:r>
+    </w:p>
+    <w:p>
+      <w:r>
+        <w:t>Core-Satellite approach. Core: Index funds and stable local assets. Satellite: Global equities, digital assets, and early-stage equity. Surviving PH inflation.</w:t>
+      </w:r>
+    </w:p>
+    <w:p>
+      <w:pPr>
+        <w:pStyle w:val="Heading2"/>
+      </w:pPr>
+      <w:r>
+        <w:t>Defensive Architecture &amp; Risk</w:t>
+      </w:r>
+    </w:p>
+    <w:p>
+      <w:r>
+        <w:t>Black Swan planning. Protect your empire from currency crashes and economic volatility. Hedge your PH-based income with global currency exposure.</w:t>
+      </w:r>
+    </w:p>
+    <w:p>
+      <w:pPr>
+        <w:pStyle w:val="Heading2"/>
+      </w:pPr>
+      <w:r>
+        <w:t>Strategic Entity Structuring</w:t>
+      </w:r>
+    </w:p>
+    <w:p>
+      <w:r>
+        <w:t>Navigating the BIR landscape for global digital business. Structure your entities for maximum protection and minimum tax-drag on your growth capital.</w:t>
+      </w:r>
+    </w:p>
+    <w:p>
+      <w:pPr>
+        <w:pStyle w:val="Heading2"/>
+      </w:pPr>
+      <w:r>
+        <w:t>Legacy &amp; Generational Transmission</w:t>
+      </w:r>
+    </w:p>
+    <w:p>
+      <w:r>
+        <w:t>Wealth is culture. Transmit the 'Elite Mindset' to the next generation. Trust structures, estate planning, and designing a legacy that outlasts you.</w:t>
       </w:r>
     </w:p>
     <w:p>
@@ -39,154 +124,7 @@
         <w:pStyle w:val="Heading1"/>
       </w:pPr>
       <w:r>
-        <w:t>I. THE ARCHITECTURAL CORE</w:t>
-      </w:r>
-    </w:p>
-    <w:p>
-      <w:r>
-        <w:t>This blueprint is a Tier-1 strategic asset designed for high-achievers. It provides the frameworks, the psychology, and the tools for absolute mastery.</w:t>
-      </w:r>
-    </w:p>
-    <w:p>
-      <w:pPr>
-        <w:pStyle w:val="Heading2"/>
-      </w:pPr>
-      <w:r>
-        <w:t>I. BEYOND SIMPLE BUDGETING</w:t>
-      </w:r>
-    </w:p>
-    <w:p>
-      <w:pPr>
-        <w:jc w:val="left"/>
-      </w:pPr>
-      <w:r>
-        <w:t>Budgeting is defensive; Architecture is offensive. Move from 'counting pesos' to 'building pipes'. We adapt the 'Profit First' model for individual architects, ensuring you pay yourself and your investments before any expense is touched.</w:t>
-      </w:r>
-    </w:p>
-    <w:p>
-      <w:r>
-        <w:br/>
-      </w:r>
-    </w:p>
-    <w:p>
-      <w:pPr>
-        <w:pStyle w:val="Heading2"/>
-      </w:pPr>
-      <w:r>
-        <w:t>II. THE AUTOMATED WEALTH PIPE</w:t>
-      </w:r>
-    </w:p>
-    <w:p>
-      <w:pPr>
-        <w:jc w:val="left"/>
-      </w:pPr>
-      <w:r>
-        <w:t>Set up the 'Empire Account' structure. Automatically move 20% of all gross income into high-growth investment vehicles. Eliminate the need for 'willpower' in saving. Wealth is built in the background of your life.</w:t>
-      </w:r>
-    </w:p>
-    <w:p>
-      <w:r>
-        <w:br/>
-      </w:r>
-    </w:p>
-    <w:p>
-      <w:pPr>
-        <w:pStyle w:val="Heading2"/>
-      </w:pPr>
-      <w:r>
-        <w:t>III. MULTI-TIER INVESTMENT STRATEGY</w:t>
-      </w:r>
-    </w:p>
-    <w:p>
-      <w:pPr>
-        <w:jc w:val="left"/>
-      </w:pPr>
-      <w:r>
-        <w:t xml:space="preserve">The Core-Satellite approach. </w:t>
-        <w:br/>
-        <w:br/>
-        <w:t>- Core: Low-cost index funds and stable local PH assets.</w:t>
-        <w:br/>
-        <w:t xml:space="preserve">- Satellite: High-growth global equities, digital assets, and early-stage business equity. </w:t>
-        <w:br/>
-        <w:br/>
-        <w:t>Achieve diversification that survives local inflation and currency devaluation.</w:t>
-      </w:r>
-    </w:p>
-    <w:p>
-      <w:r>
-        <w:br/>
-      </w:r>
-    </w:p>
-    <w:p>
-      <w:pPr>
-        <w:pStyle w:val="Heading2"/>
-      </w:pPr>
-      <w:r>
-        <w:t>IV. DEFENSIVE ARCHITECTURE &amp; RISK</w:t>
-      </w:r>
-    </w:p>
-    <w:p>
-      <w:pPr>
-        <w:jc w:val="left"/>
-      </w:pPr>
-      <w:r>
-        <w:t>Black Swan planning. Protect your empire from currency crashes, personal crises, and economic volatility. Learn how to hedge your PH-based income with global currency exposure.</w:t>
-      </w:r>
-    </w:p>
-    <w:p>
-      <w:r>
-        <w:br/>
-      </w:r>
-    </w:p>
-    <w:p>
-      <w:pPr>
-        <w:pStyle w:val="Heading2"/>
-      </w:pPr>
-      <w:r>
-        <w:t>V. STRATEGIC ENTITY STRUCTURING</w:t>
-      </w:r>
-    </w:p>
-    <w:p>
-      <w:pPr>
-        <w:jc w:val="left"/>
-      </w:pPr>
-      <w:r>
-        <w:t>Navigating the BIR landscape while operating a global digital business. Learn how to structure your entities for maximum legal protection and minimum tax-drag on your growth capital.</w:t>
-      </w:r>
-    </w:p>
-    <w:p>
-      <w:r>
-        <w:br/>
-      </w:r>
-    </w:p>
-    <w:p>
-      <w:pPr>
-        <w:pStyle w:val="Heading2"/>
-      </w:pPr>
-      <w:r>
-        <w:t>VI. LEGACY &amp; GENERATIONAL TRANSMISSION</w:t>
-      </w:r>
-    </w:p>
-    <w:p>
-      <w:pPr>
-        <w:jc w:val="left"/>
-      </w:pPr>
-      <w:r>
-        <w:t>Wealth is not just capital; it is culture. Learn how to transmit the 'Elite Mindset' to the next generation. Trust structures, estate planning basics, and designing a legacy that outlasts your physical presence.</w:t>
-      </w:r>
-    </w:p>
-    <w:p>
-      <w:r>
-        <w:br/>
-      </w:r>
-    </w:p>
-    <w:p>
-      <w:pPr>
-        <w:pStyle w:val="Heading1"/>
-      </w:pPr>
-      <w:r>
-        <w:t>II. ELITE EXECUTION CHECKLIST</w:t>
+        <w:t>ELITE EXECUTION CHECKLIST</w:t>
       </w:r>
     </w:p>
     <w:p>
@@ -194,7 +132,7 @@
         <w:pStyle w:val="ListBullet"/>
       </w:pPr>
       <w:r>
-        <w:t>Separate your business and personal bank accounts immediately.</w:t>
+        <w:t>Separate business and personal accounts immediately.</w:t>
       </w:r>
     </w:p>
     <w:p>
@@ -202,7 +140,7 @@
         <w:pStyle w:val="ListBullet"/>
       </w:pPr>
       <w:r>
-        <w:t>Set up your automated 'Wealth Pipe' bank transfer for payday.</w:t>
+        <w:t>Set up your automated 'Wealth Pipe' transfer.</w:t>
       </w:r>
     </w:p>
     <w:p>
@@ -210,7 +148,7 @@
         <w:pStyle w:val="ListBullet"/>
       </w:pPr>
       <w:r>
-        <w:t>Map your current asset allocation across local and global markets.</w:t>
+        <w:t>Map your current asset allocation across markets.</w:t>
       </w:r>
     </w:p>
     <w:p>
@@ -218,7 +156,7 @@
         <w:pStyle w:val="ListBullet"/>
       </w:pPr>
       <w:r>
-        <w:t>Review your current insurance and hedging for 'Black Swan' events.</w:t>
+        <w:t>Review your insurance for 'Black Swan' events.</w:t>
       </w:r>
     </w:p>
     <w:p>
@@ -229,21 +167,7 @@
         <w:t>Draft your 50-year 'Legacy Intent' statement.</w:t>
       </w:r>
     </w:p>
-    <w:p>
-      <w:pPr>
-        <w:pStyle w:val="Heading1"/>
-      </w:pPr>
-      <w:r>
-        <w:t>III. FINAL EXECUTIVE SUMMARY</w:t>
-      </w:r>
-    </w:p>
-    <w:p>
-      <w:r>
-        <w:t>Your potential is only as strong as the systems you deploy. This document serves as the architecture; you are the master builder. Initiate the protocol immediately.</w:t>
-      </w:r>
-    </w:p>
     <w:sectPr>
-      <w:footerReference w:type="default" r:id="rId9"/>
       <w:pgSz w:w="12240" w:h="15840"/>
       <w:pgMar w:top="1440" w:right="1800" w:bottom="1440" w:left="1800" w:header="720" w:footer="720" w:gutter="0"/>
       <w:cols w:space="720"/>
@@ -251,19 +175,6 @@
     </w:sectPr>
   </w:body>
 </w:document>
-</file>
-
-<file path=word/footer1.xml><?xml version="1.0" encoding="utf-8"?>
-<w:ftr xmlns:m="http://schemas.openxmlformats.org/officeDocument/2006/math" xmlns:mc="http://schemas.openxmlformats.org/markup-compatibility/2006" xmlns:mo="http://schemas.microsoft.com/office/mac/office/2008/main" xmlns:mv="urn:schemas-microsoft-com:mac:vml" xmlns:o="urn:schemas-microsoft-com:office:office" xmlns:r="http://schemas.openxmlformats.org/officeDocument/2006/relationships" xmlns:v="urn:schemas-microsoft-com:vml" xmlns:w10="urn:schemas-microsoft-com:office:word" xmlns:w14="http://schemas.microsoft.com/office/word/2010/wordml" xmlns:w="http://schemas.openxmlformats.org/wordprocessingml/2006/main" xmlns:wne="http://schemas.microsoft.com/office/word/2006/wordml" xmlns:wp14="http://schemas.microsoft.com/office/word/2010/wordprocessingDrawing" xmlns:wp="http://schemas.openxmlformats.org/drawingml/2006/wordprocessingDrawing" xmlns:wpc="http://schemas.microsoft.com/office/word/2010/wordprocessingCanvas" xmlns:wpg="http://schemas.microsoft.com/office/word/2010/wordprocessingGroup" xmlns:wpi="http://schemas.microsoft.com/office/word/2010/wordprocessingInk" xmlns:wps="http://schemas.microsoft.com/office/word/2010/wordprocessingShape" mc:Ignorable="w14 wp14">
-  <w:p>
-    <w:pPr>
-      <w:pStyle w:val="Footer"/>
-    </w:pPr>
-    <w:r>
-      <w:t>© 2024 Layunin Elite Systems | Absolute Masterpiece Grade | Confidential</w:t>
-    </w:r>
-  </w:p>
-</w:ftr>
 </file>
 
 <file path=word/numbering.xml><?xml version="1.0" encoding="utf-8"?>

--- a/layunin-theme/downloadables/5_WEALTH_ARCHITECT_PROTOCOLS.docx
+++ b/layunin-theme/downloadables/5_WEALTH_ARCHITECT_PROTOCOLS.docx
@@ -4,14 +4,10 @@
   <w:body>
     <w:p>
       <w:pPr>
+        <w:pStyle w:val="Title"/>
         <w:jc w:val="center"/>
       </w:pPr>
       <w:r>
-        <w:rPr>
-          <w:b/>
-          <w:color w:val="050A18"/>
-          <w:sz w:val="64"/>
-        </w:rPr>
         <w:t>WEALTH ARCHITECT PROTOCOLS</w:t>
       </w:r>
     </w:p>
@@ -20,12 +16,12 @@
         <w:jc w:val="center"/>
       </w:pPr>
       <w:r>
-        <w:rPr>
-          <w:i/>
-          <w:color w:val="C5A02B"/>
-          <w:sz w:val="36"/>
-        </w:rPr>
         <w:t>Advanced Financial Management for Modern High-Achievers</w:t>
+      </w:r>
+    </w:p>
+    <w:p>
+      <w:r>
+        <w:br w:type="page"/>
       </w:r>
     </w:p>
     <w:p>
@@ -33,90 +29,38 @@
         <w:pStyle w:val="Heading1"/>
       </w:pPr>
       <w:r>
-        <w:t>EXECUTIVE SUMMARY</w:t>
+        <w:t>MODULE 1: The Empire Account Structure</w:t>
       </w:r>
     </w:p>
     <w:p>
       <w:r>
-        <w:t>Wealth is not about what you make; it is about what you keep and how it grows. Move beyond budgeting into true financial architecture. Build the pipes that automate your generational wealth.</w:t>
+        <w:t>Strategic Objective: Automate generational wealth.</w:t>
+      </w:r>
+    </w:p>
+    <w:p>
+      <w:r>
+        <w:t>Profit First system for the PH context.</w:t>
+      </w:r>
+    </w:p>
+    <w:p>
+      <w:r>
+        <w:t>Elite Execution Steps:</w:t>
       </w:r>
     </w:p>
     <w:p>
       <w:pPr>
-        <w:pStyle w:val="Heading2"/>
+        <w:pStyle w:val="ListBullet"/>
       </w:pPr>
       <w:r>
-        <w:t>Beyond Simple Budgeting</w:t>
-      </w:r>
-    </w:p>
-    <w:p>
-      <w:r>
-        <w:t>Budgeting is defensive; Architecture is offensive. Use the 'Profit First' model to ensure you pay your investments before any expense is touched. Building automated wealth pipes.</w:t>
+        <w:t>Account setup</w:t>
       </w:r>
     </w:p>
     <w:p>
       <w:pPr>
-        <w:pStyle w:val="Heading2"/>
+        <w:pStyle w:val="ListBullet"/>
       </w:pPr>
       <w:r>
-        <w:t>The Empire Account Structure</w:t>
-      </w:r>
-    </w:p>
-    <w:p>
-      <w:r>
-        <w:t>Automatically move 20% of all gross income into high-growth investment vehicles. Eliminate willpower from saving; wealth is built in the background of your life.</w:t>
-      </w:r>
-    </w:p>
-    <w:p>
-      <w:pPr>
-        <w:pStyle w:val="Heading2"/>
-      </w:pPr>
-      <w:r>
-        <w:t>Multi-Tier Investment Strategy</w:t>
-      </w:r>
-    </w:p>
-    <w:p>
-      <w:r>
-        <w:t>Core-Satellite approach. Core: Index funds and stable local assets. Satellite: Global equities, digital assets, and early-stage equity. Surviving PH inflation.</w:t>
-      </w:r>
-    </w:p>
-    <w:p>
-      <w:pPr>
-        <w:pStyle w:val="Heading2"/>
-      </w:pPr>
-      <w:r>
-        <w:t>Defensive Architecture &amp; Risk</w:t>
-      </w:r>
-    </w:p>
-    <w:p>
-      <w:r>
-        <w:t>Black Swan planning. Protect your empire from currency crashes and economic volatility. Hedge your PH-based income with global currency exposure.</w:t>
-      </w:r>
-    </w:p>
-    <w:p>
-      <w:pPr>
-        <w:pStyle w:val="Heading2"/>
-      </w:pPr>
-      <w:r>
-        <w:t>Strategic Entity Structuring</w:t>
-      </w:r>
-    </w:p>
-    <w:p>
-      <w:r>
-        <w:t>Navigating the BIR landscape for global digital business. Structure your entities for maximum protection and minimum tax-drag on your growth capital.</w:t>
-      </w:r>
-    </w:p>
-    <w:p>
-      <w:pPr>
-        <w:pStyle w:val="Heading2"/>
-      </w:pPr>
-      <w:r>
-        <w:t>Legacy &amp; Generational Transmission</w:t>
-      </w:r>
-    </w:p>
-    <w:p>
-      <w:r>
-        <w:t>Wealth is culture. Transmit the 'Elite Mindset' to the next generation. Trust structures, estate planning, and designing a legacy that outlasts you.</w:t>
+        <w:t>Auto-transfers</w:t>
       </w:r>
     </w:p>
     <w:p>
@@ -124,7 +68,22 @@
         <w:pStyle w:val="Heading1"/>
       </w:pPr>
       <w:r>
-        <w:t>ELITE EXECUTION CHECKLIST</w:t>
+        <w:t>MODULE 2: Asset Allocation Logic</w:t>
+      </w:r>
+    </w:p>
+    <w:p>
+      <w:r>
+        <w:t>Strategic Objective: Diversify for global growth.</w:t>
+      </w:r>
+    </w:p>
+    <w:p>
+      <w:r>
+        <w:t>Core-Satellite investment approach.</w:t>
+      </w:r>
+    </w:p>
+    <w:p>
+      <w:r>
+        <w:t>Elite Execution Steps:</w:t>
       </w:r>
     </w:p>
     <w:p>
@@ -132,7 +91,7 @@
         <w:pStyle w:val="ListBullet"/>
       </w:pPr>
       <w:r>
-        <w:t>Separate business and personal accounts immediately.</w:t>
+        <w:t>Map assets</w:t>
       </w:r>
     </w:p>
     <w:p>
@@ -140,7 +99,30 @@
         <w:pStyle w:val="ListBullet"/>
       </w:pPr>
       <w:r>
-        <w:t>Set up your automated 'Wealth Pipe' transfer.</w:t>
+        <w:t>Open global account</w:t>
+      </w:r>
+    </w:p>
+    <w:p>
+      <w:pPr>
+        <w:pStyle w:val="Heading1"/>
+      </w:pPr>
+      <w:r>
+        <w:t>MODULE 3: Tax &amp; Entity Strategy</w:t>
+      </w:r>
+    </w:p>
+    <w:p>
+      <w:r>
+        <w:t>Strategic Objective: Protect your capital.</w:t>
+      </w:r>
+    </w:p>
+    <w:p>
+      <w:r>
+        <w:t>Navigating PH business law for nomads.</w:t>
+      </w:r>
+    </w:p>
+    <w:p>
+      <w:r>
+        <w:t>Elite Execution Steps:</w:t>
       </w:r>
     </w:p>
     <w:p>
@@ -148,7 +130,7 @@
         <w:pStyle w:val="ListBullet"/>
       </w:pPr>
       <w:r>
-        <w:t>Map your current asset allocation across markets.</w:t>
+        <w:t>BIR audit</w:t>
       </w:r>
     </w:p>
     <w:p>
@@ -156,7 +138,30 @@
         <w:pStyle w:val="ListBullet"/>
       </w:pPr>
       <w:r>
-        <w:t>Review your insurance for 'Black Swan' events.</w:t>
+        <w:t>Entity setup</w:t>
+      </w:r>
+    </w:p>
+    <w:p>
+      <w:pPr>
+        <w:pStyle w:val="Heading1"/>
+      </w:pPr>
+      <w:r>
+        <w:t>MODULE 4: Legacy Transmission</w:t>
+      </w:r>
+    </w:p>
+    <w:p>
+      <w:r>
+        <w:t>Strategic Objective: Design your long-term impact.</w:t>
+      </w:r>
+    </w:p>
+    <w:p>
+      <w:r>
+        <w:t>Estate planning and generational culture.</w:t>
+      </w:r>
+    </w:p>
+    <w:p>
+      <w:r>
+        <w:t>Elite Execution Steps:</w:t>
       </w:r>
     </w:p>
     <w:p>
@@ -164,7 +169,15 @@
         <w:pStyle w:val="ListBullet"/>
       </w:pPr>
       <w:r>
-        <w:t>Draft your 50-year 'Legacy Intent' statement.</w:t>
+        <w:t>Legacy statement</w:t>
+      </w:r>
+    </w:p>
+    <w:p>
+      <w:pPr>
+        <w:pStyle w:val="ListBullet"/>
+      </w:pPr>
+      <w:r>
+        <w:t>Succession plan</w:t>
       </w:r>
     </w:p>
     <w:sectPr>
@@ -540,6 +553,10 @@
     <w:name w:val="Normal"/>
     <w:qFormat/>
     <w:rsid w:val="00FC693F"/>
+    <w:rPr>
+      <w:rFonts w:ascii="Inter" w:hAnsi="Inter"/>
+      <w:sz w:val="22"/>
+    </w:rPr>
   </w:style>
   <w:style w:type="paragraph" w:styleId="Header">
     <w:name w:val="header"/>

--- a/layunin-theme/downloadables/5_WEALTH_ARCHITECT_PROTOCOLS.docx
+++ b/layunin-theme/downloadables/5_WEALTH_ARCHITECT_PROTOCOLS.docx
@@ -16,7 +16,7 @@
         <w:jc w:val="center"/>
       </w:pPr>
       <w:r>
-        <w:t>Advanced Financial Management for Modern High-Achievers</w:t>
+        <w:t>Advanced Management</w:t>
       </w:r>
     </w:p>
     <w:p>
@@ -29,22 +29,17 @@
         <w:pStyle w:val="Heading1"/>
       </w:pPr>
       <w:r>
-        <w:t>MODULE 1: The Empire Account Structure</w:t>
+        <w:t>MODULE 1: Account Structure</w:t>
       </w:r>
     </w:p>
     <w:p>
       <w:r>
-        <w:t>Strategic Objective: Automate generational wealth.</w:t>
+        <w:t>Objective: Auto-wealth.</w:t>
       </w:r>
     </w:p>
     <w:p>
       <w:r>
-        <w:t>Profit First system for the PH context.</w:t>
-      </w:r>
-    </w:p>
-    <w:p>
-      <w:r>
-        <w:t>Elite Execution Steps:</w:t>
+        <w:t>Profit First adapted.</w:t>
       </w:r>
     </w:p>
     <w:p>
@@ -52,7 +47,7 @@
         <w:pStyle w:val="ListBullet"/>
       </w:pPr>
       <w:r>
-        <w:t>Account setup</w:t>
+        <w:t>Setup</w:t>
       </w:r>
     </w:p>
     <w:p>
@@ -60,7 +55,7 @@
         <w:pStyle w:val="ListBullet"/>
       </w:pPr>
       <w:r>
-        <w:t>Auto-transfers</w:t>
+        <w:t>Transfers</w:t>
       </w:r>
     </w:p>
     <w:p>
@@ -68,22 +63,17 @@
         <w:pStyle w:val="Heading1"/>
       </w:pPr>
       <w:r>
-        <w:t>MODULE 2: Asset Allocation Logic</w:t>
+        <w:t>MODULE 2: Asset Logic</w:t>
       </w:r>
     </w:p>
     <w:p>
       <w:r>
-        <w:t>Strategic Objective: Diversify for global growth.</w:t>
+        <w:t>Objective: Growth.</w:t>
       </w:r>
     </w:p>
     <w:p>
       <w:r>
-        <w:t>Core-Satellite investment approach.</w:t>
-      </w:r>
-    </w:p>
-    <w:p>
-      <w:r>
-        <w:t>Elite Execution Steps:</w:t>
+        <w:t>Core-Satellite approach.</w:t>
       </w:r>
     </w:p>
     <w:p>
@@ -91,7 +81,7 @@
         <w:pStyle w:val="ListBullet"/>
       </w:pPr>
       <w:r>
-        <w:t>Map assets</w:t>
+        <w:t>Asset map</w:t>
       </w:r>
     </w:p>
     <w:p>
@@ -99,7 +89,7 @@
         <w:pStyle w:val="ListBullet"/>
       </w:pPr>
       <w:r>
-        <w:t>Open global account</w:t>
+        <w:t>Global account</w:t>
       </w:r>
     </w:p>
     <w:p>
@@ -107,22 +97,17 @@
         <w:pStyle w:val="Heading1"/>
       </w:pPr>
       <w:r>
-        <w:t>MODULE 3: Tax &amp; Entity Strategy</w:t>
+        <w:t>MODULE 3: Tax Strategy</w:t>
       </w:r>
     </w:p>
     <w:p>
       <w:r>
-        <w:t>Strategic Objective: Protect your capital.</w:t>
+        <w:t>Objective: Protection.</w:t>
       </w:r>
     </w:p>
     <w:p>
       <w:r>
-        <w:t>Navigating PH business law for nomads.</w:t>
-      </w:r>
-    </w:p>
-    <w:p>
-      <w:r>
-        <w:t>Elite Execution Steps:</w:t>
+        <w:t>BIR and Global setups.</w:t>
       </w:r>
     </w:p>
     <w:p>
@@ -130,7 +115,7 @@
         <w:pStyle w:val="ListBullet"/>
       </w:pPr>
       <w:r>
-        <w:t>BIR audit</w:t>
+        <w:t>Audit</w:t>
       </w:r>
     </w:p>
     <w:p>
@@ -138,7 +123,7 @@
         <w:pStyle w:val="ListBullet"/>
       </w:pPr>
       <w:r>
-        <w:t>Entity setup</w:t>
+        <w:t>Entity</w:t>
       </w:r>
     </w:p>
     <w:p>
@@ -146,22 +131,17 @@
         <w:pStyle w:val="Heading1"/>
       </w:pPr>
       <w:r>
-        <w:t>MODULE 4: Legacy Transmission</w:t>
+        <w:t>MODULE 4: Transmission</w:t>
       </w:r>
     </w:p>
     <w:p>
       <w:r>
-        <w:t>Strategic Objective: Design your long-term impact.</w:t>
+        <w:t>Objective: Legacy.</w:t>
       </w:r>
     </w:p>
     <w:p>
       <w:r>
-        <w:t>Estate planning and generational culture.</w:t>
-      </w:r>
-    </w:p>
-    <w:p>
-      <w:r>
-        <w:t>Elite Execution Steps:</w:t>
+        <w:t>Estate planning.</w:t>
       </w:r>
     </w:p>
     <w:p>
@@ -169,7 +149,7 @@
         <w:pStyle w:val="ListBullet"/>
       </w:pPr>
       <w:r>
-        <w:t>Legacy statement</w:t>
+        <w:t>Statement</w:t>
       </w:r>
     </w:p>
     <w:p>
@@ -177,7 +157,143 @@
         <w:pStyle w:val="ListBullet"/>
       </w:pPr>
       <w:r>
-        <w:t>Succession plan</w:t>
+        <w:t>Succession</w:t>
+      </w:r>
+    </w:p>
+    <w:p>
+      <w:pPr>
+        <w:pStyle w:val="Heading1"/>
+      </w:pPr>
+      <w:r>
+        <w:t>MODULE 5: PH Real Estate</w:t>
+      </w:r>
+    </w:p>
+    <w:p>
+      <w:r>
+        <w:t>Objective: Local assets.</w:t>
+      </w:r>
+    </w:p>
+    <w:p>
+      <w:r>
+        <w:t>Income properties.</w:t>
+      </w:r>
+    </w:p>
+    <w:p>
+      <w:pPr>
+        <w:pStyle w:val="ListBullet"/>
+      </w:pPr>
+      <w:r>
+        <w:t>Search</w:t>
+      </w:r>
+    </w:p>
+    <w:p>
+      <w:pPr>
+        <w:pStyle w:val="ListBullet"/>
+      </w:pPr>
+      <w:r>
+        <w:t>Financing</w:t>
+      </w:r>
+    </w:p>
+    <w:p>
+      <w:pPr>
+        <w:pStyle w:val="Heading1"/>
+      </w:pPr>
+      <w:r>
+        <w:t>MODULE 6: Crypto/Web3</w:t>
+      </w:r>
+    </w:p>
+    <w:p>
+      <w:r>
+        <w:t>Objective: Exposure.</w:t>
+      </w:r>
+    </w:p>
+    <w:p>
+      <w:r>
+        <w:t>Future economy risk.</w:t>
+      </w:r>
+    </w:p>
+    <w:p>
+      <w:pPr>
+        <w:pStyle w:val="ListBullet"/>
+      </w:pPr>
+      <w:r>
+        <w:t>Wallet</w:t>
+      </w:r>
+    </w:p>
+    <w:p>
+      <w:pPr>
+        <w:pStyle w:val="ListBullet"/>
+      </w:pPr>
+      <w:r>
+        <w:t>Allocation</w:t>
+      </w:r>
+    </w:p>
+    <w:p>
+      <w:pPr>
+        <w:pStyle w:val="Heading1"/>
+      </w:pPr>
+      <w:r>
+        <w:t>MODULE 7: Passive Biz</w:t>
+      </w:r>
+    </w:p>
+    <w:p>
+      <w:r>
+        <w:t>Objective: Cashflow.</w:t>
+      </w:r>
+    </w:p>
+    <w:p>
+      <w:r>
+        <w:t>Acquisition mastery.</w:t>
+      </w:r>
+    </w:p>
+    <w:p>
+      <w:pPr>
+        <w:pStyle w:val="ListBullet"/>
+      </w:pPr>
+      <w:r>
+        <w:t>Biz audit</w:t>
+      </w:r>
+    </w:p>
+    <w:p>
+      <w:pPr>
+        <w:pStyle w:val="ListBullet"/>
+      </w:pPr>
+      <w:r>
+        <w:t>Plan</w:t>
+      </w:r>
+    </w:p>
+    <w:p>
+      <w:pPr>
+        <w:pStyle w:val="Heading1"/>
+      </w:pPr>
+      <w:r>
+        <w:t>MODULE 8: Offshore</w:t>
+      </w:r>
+    </w:p>
+    <w:p>
+      <w:r>
+        <w:t>Objective: Optimization.</w:t>
+      </w:r>
+    </w:p>
+    <w:p>
+      <w:r>
+        <w:t>Strategic structures.</w:t>
+      </w:r>
+    </w:p>
+    <w:p>
+      <w:pPr>
+        <w:pStyle w:val="ListBullet"/>
+      </w:pPr>
+      <w:r>
+        <w:t>Tax audit</w:t>
+      </w:r>
+    </w:p>
+    <w:p>
+      <w:pPr>
+        <w:pStyle w:val="ListBullet"/>
+      </w:pPr>
+      <w:r>
+        <w:t>Setup</w:t>
       </w:r>
     </w:p>
     <w:sectPr>
@@ -553,10 +669,6 @@
     <w:name w:val="Normal"/>
     <w:qFormat/>
     <w:rsid w:val="00FC693F"/>
-    <w:rPr>
-      <w:rFonts w:ascii="Inter" w:hAnsi="Inter"/>
-      <w:sz w:val="22"/>
-    </w:rPr>
   </w:style>
   <w:style w:type="paragraph" w:styleId="Header">
     <w:name w:val="header"/>

--- a/layunin-theme/downloadables/5_WEALTH_ARCHITECT_PROTOCOLS.docx
+++ b/layunin-theme/downloadables/5_WEALTH_ARCHITECT_PROTOCOLS.docx
@@ -16,7 +16,7 @@
         <w:jc w:val="center"/>
       </w:pPr>
       <w:r>
-        <w:t>Advanced Management</w:t>
+        <w:t>Advanced Financial Management for High-Achievers</w:t>
       </w:r>
     </w:p>
     <w:p>
@@ -29,17 +29,17 @@
         <w:pStyle w:val="Heading1"/>
       </w:pPr>
       <w:r>
-        <w:t>MODULE 1: Account Structure</w:t>
+        <w:t>MODULE 1: Empire Account Structure</w:t>
       </w:r>
     </w:p>
     <w:p>
       <w:r>
-        <w:t>Objective: Auto-wealth.</w:t>
+        <w:t>Objective: Automate wealth generation through systematic bank setups.</w:t>
       </w:r>
     </w:p>
     <w:p>
       <w:r>
-        <w:t>Profit First adapted.</w:t>
+        <w:t>Stop budgeting; start architecting. We implement the 'Profit First' model adapted for PH-based global nomads. Build 'Wealth Pipes' that move capital into investment vehicles before you have the chance to spend it on lifestyle inflation.</w:t>
       </w:r>
     </w:p>
     <w:p>
@@ -47,7 +47,7 @@
         <w:pStyle w:val="ListBullet"/>
       </w:pPr>
       <w:r>
-        <w:t>Setup</w:t>
+        <w:t>Open 3 distinct 'Empire' accounts</w:t>
       </w:r>
     </w:p>
     <w:p>
@@ -55,7 +55,20 @@
         <w:pStyle w:val="ListBullet"/>
       </w:pPr>
       <w:r>
-        <w:t>Transfers</w:t>
+        <w:t>Set up automated %-based transfers</w:t>
+      </w:r>
+    </w:p>
+    <w:p>
+      <w:pPr>
+        <w:pStyle w:val="ListBullet"/>
+      </w:pPr>
+      <w:r>
+        <w:t>Establish your monthly 'Asset Floor'</w:t>
+      </w:r>
+    </w:p>
+    <w:p>
+      <w:r>
+        <w:br/>
       </w:r>
     </w:p>
     <w:p>
@@ -63,17 +76,17 @@
         <w:pStyle w:val="Heading1"/>
       </w:pPr>
       <w:r>
-        <w:t>MODULE 2: Asset Logic</w:t>
+        <w:t>MODULE 2: Asset Allocation Logic</w:t>
       </w:r>
     </w:p>
     <w:p>
       <w:r>
-        <w:t>Objective: Growth.</w:t>
+        <w:t>Objective: Diversify your portfolio for global growth and local stability.</w:t>
       </w:r>
     </w:p>
     <w:p>
       <w:r>
-        <w:t>Core-Satellite approach.</w:t>
+        <w:t>The Core-Satellite approach. We analyze how to protect your capital from PH inflation while capturing growth in global equities and digital assets. Architect a portfolio that is resilient to regional economic volatility.</w:t>
       </w:r>
     </w:p>
     <w:p>
@@ -81,7 +94,7 @@
         <w:pStyle w:val="ListBullet"/>
       </w:pPr>
       <w:r>
-        <w:t>Asset map</w:t>
+        <w:t>Map current asset allocation %</w:t>
       </w:r>
     </w:p>
     <w:p>
@@ -89,7 +102,20 @@
         <w:pStyle w:val="ListBullet"/>
       </w:pPr>
       <w:r>
-        <w:t>Global account</w:t>
+        <w:t>Identify 3 global index funds for 'Core'</w:t>
+      </w:r>
+    </w:p>
+    <w:p>
+      <w:pPr>
+        <w:pStyle w:val="ListBullet"/>
+      </w:pPr>
+      <w:r>
+        <w:t>Establish a 'Satellite' risk-budget</w:t>
+      </w:r>
+    </w:p>
+    <w:p>
+      <w:r>
+        <w:br/>
       </w:r>
     </w:p>
     <w:p>
@@ -97,17 +123,17 @@
         <w:pStyle w:val="Heading1"/>
       </w:pPr>
       <w:r>
-        <w:t>MODULE 3: Tax Strategy</w:t>
+        <w:t>MODULE 3: Tax &amp; Entity Strategy</w:t>
       </w:r>
     </w:p>
     <w:p>
       <w:r>
-        <w:t>Objective: Protection.</w:t>
+        <w:t>Objective: Protect your capital from legal and administrative drag.</w:t>
       </w:r>
     </w:p>
     <w:p>
       <w:r>
-        <w:t>BIR and Global setups.</w:t>
+        <w:t>Navigating the BIR landscape for global digital business. Learn the legal structures that protect your personal assets and minimize your tax burden. We focus on 'Strategic Entity Design' for the modern Filipino high-achiever.</w:t>
       </w:r>
     </w:p>
     <w:p>
@@ -115,7 +141,7 @@
         <w:pStyle w:val="ListBullet"/>
       </w:pPr>
       <w:r>
-        <w:t>Audit</w:t>
+        <w:t>Perform a 'Legal Entity' health-check</w:t>
       </w:r>
     </w:p>
     <w:p>
@@ -123,7 +149,20 @@
         <w:pStyle w:val="ListBullet"/>
       </w:pPr>
       <w:r>
-        <w:t>Entity</w:t>
+        <w:t>Consult a strategic tax professional</w:t>
+      </w:r>
+    </w:p>
+    <w:p>
+      <w:pPr>
+        <w:pStyle w:val="ListBullet"/>
+      </w:pPr>
+      <w:r>
+        <w:t>Draft an 'Entity Expansion' roadmap</w:t>
+      </w:r>
+    </w:p>
+    <w:p>
+      <w:r>
+        <w:br/>
       </w:r>
     </w:p>
     <w:p>
@@ -131,17 +170,17 @@
         <w:pStyle w:val="Heading1"/>
       </w:pPr>
       <w:r>
-        <w:t>MODULE 4: Transmission</w:t>
+        <w:t>MODULE 4: Legacy Transmission</w:t>
       </w:r>
     </w:p>
     <w:p>
       <w:r>
-        <w:t>Objective: Legacy.</w:t>
+        <w:t>Objective: Design the long-term impact and succession of your wealth.</w:t>
       </w:r>
     </w:p>
     <w:p>
       <w:r>
-        <w:t>Estate planning.</w:t>
+        <w:t>Wealth is culture. Learn to transmit the 'Elite Mindset' to the next generation through estate planning and structured trusts. Design a financial legacy that empowers your descendants without creating dependency.</w:t>
       </w:r>
     </w:p>
     <w:p>
@@ -149,7 +188,7 @@
         <w:pStyle w:val="ListBullet"/>
       </w:pPr>
       <w:r>
-        <w:t>Statement</w:t>
+        <w:t>Draft your 'Wealth Legacy' statement</w:t>
       </w:r>
     </w:p>
     <w:p>
@@ -157,7 +196,20 @@
         <w:pStyle w:val="ListBullet"/>
       </w:pPr>
       <w:r>
-        <w:t>Succession</w:t>
+        <w:t>Research Trust vs. Corporation setups</w:t>
+      </w:r>
+    </w:p>
+    <w:p>
+      <w:pPr>
+        <w:pStyle w:val="ListBullet"/>
+      </w:pPr>
+      <w:r>
+        <w:t>Identify your 'Legacy Beneficiaries'</w:t>
+      </w:r>
+    </w:p>
+    <w:p>
+      <w:r>
+        <w:br/>
       </w:r>
     </w:p>
     <w:p>
@@ -165,17 +217,17 @@
         <w:pStyle w:val="Heading1"/>
       </w:pPr>
       <w:r>
-        <w:t>MODULE 5: PH Real Estate</w:t>
+        <w:t>MODULE 5: PH Real Estate Strategy</w:t>
       </w:r>
     </w:p>
     <w:p>
       <w:r>
-        <w:t>Objective: Local assets.</w:t>
+        <w:t>Objective: Identify and acquire income-generating local real estate.</w:t>
       </w:r>
     </w:p>
     <w:p>
       <w:r>
-        <w:t>Income properties.</w:t>
+        <w:t>Physical assets in a digital world. We explore the PH property market for high-yield rentals and strategic land acquisitions. Learn to audit developers and locations with the same precision you use for your online business.</w:t>
       </w:r>
     </w:p>
     <w:p>
@@ -183,7 +235,7 @@
         <w:pStyle w:val="ListBullet"/>
       </w:pPr>
       <w:r>
-        <w:t>Search</w:t>
+        <w:t>Perform a local 'Yield Audit' on 3 areas</w:t>
       </w:r>
     </w:p>
     <w:p>
@@ -191,7 +243,20 @@
         <w:pStyle w:val="ListBullet"/>
       </w:pPr>
       <w:r>
-        <w:t>Financing</w:t>
+        <w:t>Draft a real estate financing plan</w:t>
+      </w:r>
+    </w:p>
+    <w:p>
+      <w:pPr>
+        <w:pStyle w:val="ListBullet"/>
+      </w:pPr>
+      <w:r>
+        <w:t>Research 3 top-tier PH developers</w:t>
+      </w:r>
+    </w:p>
+    <w:p>
+      <w:r>
+        <w:br/>
       </w:r>
     </w:p>
     <w:p>
@@ -199,17 +264,17 @@
         <w:pStyle w:val="Heading1"/>
       </w:pPr>
       <w:r>
-        <w:t>MODULE 6: Crypto/Web3</w:t>
+        <w:t>MODULE 6: Crypto &amp; Web3 Protocols</w:t>
       </w:r>
     </w:p>
     <w:p>
       <w:r>
-        <w:t>Objective: Exposure.</w:t>
+        <w:t>Objective: Risk-managed exposure to the future decentralized economy.</w:t>
       </w:r>
     </w:p>
     <w:p>
       <w:r>
-        <w:t>Future economy risk.</w:t>
+        <w:t>Moving beyond speculation into digital asset architecture. Learn to use cold storage, decentralized finance (DeFi), and strategic token allocation to hedge against traditional currency collapses. Focus on long-term protocol value.</w:t>
       </w:r>
     </w:p>
     <w:p>
@@ -217,7 +282,7 @@
         <w:pStyle w:val="ListBullet"/>
       </w:pPr>
       <w:r>
-        <w:t>Wallet</w:t>
+        <w:t>Set up a 'Cold Storage' security protocol</w:t>
       </w:r>
     </w:p>
     <w:p>
@@ -225,7 +290,20 @@
         <w:pStyle w:val="ListBullet"/>
       </w:pPr>
       <w:r>
-        <w:t>Allocation</w:t>
+        <w:t>Allocate 5% to 'Digital Gold' (BTC/ETH)</w:t>
+      </w:r>
+    </w:p>
+    <w:p>
+      <w:pPr>
+        <w:pStyle w:val="ListBullet"/>
+      </w:pPr>
+      <w:r>
+        <w:t>Audit DeFi yield opportunities safely</w:t>
+      </w:r>
+    </w:p>
+    <w:p>
+      <w:r>
+        <w:br/>
       </w:r>
     </w:p>
     <w:p>
@@ -233,17 +311,17 @@
         <w:pStyle w:val="Heading1"/>
       </w:pPr>
       <w:r>
-        <w:t>MODULE 7: Passive Biz</w:t>
+        <w:t>MODULE 7: Passive Business Acquisition</w:t>
       </w:r>
     </w:p>
     <w:p>
       <w:r>
-        <w:t>Objective: Cashflow.</w:t>
+        <w:t>Objective: Buy existing cashflow to accelerate your empire building.</w:t>
       </w:r>
     </w:p>
     <w:p>
       <w:r>
-        <w:t>Acquisition mastery.</w:t>
+        <w:t>Building is slow; buying is fast. Learn to audit, acquire, and manage small profitable businesses that already have established systems. We focus on 'Micro-SaaS' and service businesses with high-margin potential.</w:t>
       </w:r>
     </w:p>
     <w:p>
@@ -251,7 +329,7 @@
         <w:pStyle w:val="ListBullet"/>
       </w:pPr>
       <w:r>
-        <w:t>Biz audit</w:t>
+        <w:t>Draft a 'Business Acquisition' criteria</w:t>
       </w:r>
     </w:p>
     <w:p>
@@ -259,7 +337,20 @@
         <w:pStyle w:val="ListBullet"/>
       </w:pPr>
       <w:r>
-        <w:t>Plan</w:t>
+        <w:t>Audit 3 potential purchase targets</w:t>
+      </w:r>
+    </w:p>
+    <w:p>
+      <w:pPr>
+        <w:pStyle w:val="ListBullet"/>
+      </w:pPr>
+      <w:r>
+        <w:t>Plan a '90-Day Post-Purchase' SOP</w:t>
+      </w:r>
+    </w:p>
+    <w:p>
+      <w:r>
+        <w:br/>
       </w:r>
     </w:p>
     <w:p>
@@ -267,17 +358,17 @@
         <w:pStyle w:val="Heading1"/>
       </w:pPr>
       <w:r>
-        <w:t>MODULE 8: Offshore</w:t>
+        <w:t>MODULE 8: Global Tax Optimization</w:t>
       </w:r>
     </w:p>
     <w:p>
       <w:r>
-        <w:t>Objective: Optimization.</w:t>
+        <w:t>Objective: Leverage advanced legal structures for the global citizen.</w:t>
       </w:r>
     </w:p>
     <w:p>
       <w:r>
-        <w:t>Strategic structures.</w:t>
+        <w:t>Strategic offshore planning and legal tax reduction for those with global revenue. We explore the ethics and mechanics of international tax planning to ensure your growth capital remains in your control for reinvestment.</w:t>
       </w:r>
     </w:p>
     <w:p>
@@ -285,7 +376,7 @@
         <w:pStyle w:val="ListBullet"/>
       </w:pPr>
       <w:r>
-        <w:t>Tax audit</w:t>
+        <w:t>Perform a 'Global Tax' audit</w:t>
       </w:r>
     </w:p>
     <w:p>
@@ -293,7 +384,20 @@
         <w:pStyle w:val="ListBullet"/>
       </w:pPr>
       <w:r>
-        <w:t>Setup</w:t>
+        <w:t>Research 3 digital nomad tax havens</w:t>
+      </w:r>
+    </w:p>
+    <w:p>
+      <w:pPr>
+        <w:pStyle w:val="ListBullet"/>
+      </w:pPr>
+      <w:r>
+        <w:t>Draft an 'International Entity' plan</w:t>
+      </w:r>
+    </w:p>
+    <w:p>
+      <w:r>
+        <w:br/>
       </w:r>
     </w:p>
     <w:sectPr>

--- a/layunin-theme/downloadables/5_WEALTH_ARCHITECT_PROTOCOLS.docx
+++ b/layunin-theme/downloadables/5_WEALTH_ARCHITECT_PROTOCOLS.docx
@@ -16,7 +16,7 @@
         <w:jc w:val="center"/>
       </w:pPr>
       <w:r>
-        <w:t>Advanced Financial Management for High-Achievers</w:t>
+        <w:t>Advanced Management</w:t>
       </w:r>
     </w:p>
     <w:p>
@@ -29,17 +29,32 @@
         <w:pStyle w:val="Heading1"/>
       </w:pPr>
       <w:r>
-        <w:t>MODULE 1: Empire Account Structure</w:t>
+        <w:t>MODULE 1: Mastery Module 1</w:t>
       </w:r>
     </w:p>
     <w:p>
       <w:r>
-        <w:t>Objective: Automate wealth generation through systematic bank setups.</w:t>
+        <w:t>Objective: Achieve world-class execution.</w:t>
       </w:r>
     </w:p>
     <w:p>
       <w:r>
-        <w:t>Stop budgeting; start architecting. We implement the 'Profit First' model adapted for PH-based global nomads. Build 'Wealth Pipes' that move capital into investment vehicles before you have the chance to spend it on lifestyle inflation.</w:t>
+        <w:t>Deep strategic deep-dive into WEALTH ARCHITECT PROTOCOLS pillar 1. We analyze global trends and local PH implementation protocols to ensure absolute scalability.</w:t>
+      </w:r>
+    </w:p>
+    <w:p>
+      <w:r>
+        <w:t>Mastery Frameworks:</w:t>
+      </w:r>
+    </w:p>
+    <w:p>
+      <w:r>
+        <w:t>Framework: The Elite Performance Audit. ROI: Multi-six-figure growth potential.</w:t>
+      </w:r>
+    </w:p>
+    <w:p>
+      <w:r>
+        <w:t>Execution Steps:</w:t>
       </w:r>
     </w:p>
     <w:p>
@@ -47,7 +62,7 @@
         <w:pStyle w:val="ListBullet"/>
       </w:pPr>
       <w:r>
-        <w:t>Open 3 distinct 'Empire' accounts</w:t>
+        <w:t>Audit state</w:t>
       </w:r>
     </w:p>
     <w:p>
@@ -55,7 +70,7 @@
         <w:pStyle w:val="ListBullet"/>
       </w:pPr>
       <w:r>
-        <w:t>Set up automated %-based transfers</w:t>
+        <w:t>Deploy system</w:t>
       </w:r>
     </w:p>
     <w:p>
@@ -63,7 +78,7 @@
         <w:pStyle w:val="ListBullet"/>
       </w:pPr>
       <w:r>
-        <w:t>Establish your monthly 'Asset Floor'</w:t>
+        <w:t>Refine results</w:t>
       </w:r>
     </w:p>
     <w:p>
@@ -76,17 +91,32 @@
         <w:pStyle w:val="Heading1"/>
       </w:pPr>
       <w:r>
-        <w:t>MODULE 2: Asset Allocation Logic</w:t>
+        <w:t>MODULE 2: Mastery Module 2</w:t>
       </w:r>
     </w:p>
     <w:p>
       <w:r>
-        <w:t>Objective: Diversify your portfolio for global growth and local stability.</w:t>
+        <w:t>Objective: Achieve world-class execution.</w:t>
       </w:r>
     </w:p>
     <w:p>
       <w:r>
-        <w:t>The Core-Satellite approach. We analyze how to protect your capital from PH inflation while capturing growth in global equities and digital assets. Architect a portfolio that is resilient to regional economic volatility.</w:t>
+        <w:t>Deep strategic deep-dive into WEALTH ARCHITECT PROTOCOLS pillar 2. We analyze global trends and local PH implementation protocols to ensure absolute scalability.</w:t>
+      </w:r>
+    </w:p>
+    <w:p>
+      <w:r>
+        <w:t>Mastery Frameworks:</w:t>
+      </w:r>
+    </w:p>
+    <w:p>
+      <w:r>
+        <w:t>Framework: The Elite Performance Audit. ROI: Multi-six-figure growth potential.</w:t>
+      </w:r>
+    </w:p>
+    <w:p>
+      <w:r>
+        <w:t>Execution Steps:</w:t>
       </w:r>
     </w:p>
     <w:p>
@@ -94,7 +124,7 @@
         <w:pStyle w:val="ListBullet"/>
       </w:pPr>
       <w:r>
-        <w:t>Map current asset allocation %</w:t>
+        <w:t>Audit state</w:t>
       </w:r>
     </w:p>
     <w:p>
@@ -102,7 +132,7 @@
         <w:pStyle w:val="ListBullet"/>
       </w:pPr>
       <w:r>
-        <w:t>Identify 3 global index funds for 'Core'</w:t>
+        <w:t>Deploy system</w:t>
       </w:r>
     </w:p>
     <w:p>
@@ -110,7 +140,7 @@
         <w:pStyle w:val="ListBullet"/>
       </w:pPr>
       <w:r>
-        <w:t>Establish a 'Satellite' risk-budget</w:t>
+        <w:t>Refine results</w:t>
       </w:r>
     </w:p>
     <w:p>
@@ -123,17 +153,32 @@
         <w:pStyle w:val="Heading1"/>
       </w:pPr>
       <w:r>
-        <w:t>MODULE 3: Tax &amp; Entity Strategy</w:t>
+        <w:t>MODULE 3: Mastery Module 3</w:t>
       </w:r>
     </w:p>
     <w:p>
       <w:r>
-        <w:t>Objective: Protect your capital from legal and administrative drag.</w:t>
+        <w:t>Objective: Achieve world-class execution.</w:t>
       </w:r>
     </w:p>
     <w:p>
       <w:r>
-        <w:t>Navigating the BIR landscape for global digital business. Learn the legal structures that protect your personal assets and minimize your tax burden. We focus on 'Strategic Entity Design' for the modern Filipino high-achiever.</w:t>
+        <w:t>Deep strategic deep-dive into WEALTH ARCHITECT PROTOCOLS pillar 3. We analyze global trends and local PH implementation protocols to ensure absolute scalability.</w:t>
+      </w:r>
+    </w:p>
+    <w:p>
+      <w:r>
+        <w:t>Mastery Frameworks:</w:t>
+      </w:r>
+    </w:p>
+    <w:p>
+      <w:r>
+        <w:t>Framework: The Elite Performance Audit. ROI: Multi-six-figure growth potential.</w:t>
+      </w:r>
+    </w:p>
+    <w:p>
+      <w:r>
+        <w:t>Execution Steps:</w:t>
       </w:r>
     </w:p>
     <w:p>
@@ -141,7 +186,7 @@
         <w:pStyle w:val="ListBullet"/>
       </w:pPr>
       <w:r>
-        <w:t>Perform a 'Legal Entity' health-check</w:t>
+        <w:t>Audit state</w:t>
       </w:r>
     </w:p>
     <w:p>
@@ -149,7 +194,7 @@
         <w:pStyle w:val="ListBullet"/>
       </w:pPr>
       <w:r>
-        <w:t>Consult a strategic tax professional</w:t>
+        <w:t>Deploy system</w:t>
       </w:r>
     </w:p>
     <w:p>
@@ -157,7 +202,7 @@
         <w:pStyle w:val="ListBullet"/>
       </w:pPr>
       <w:r>
-        <w:t>Draft an 'Entity Expansion' roadmap</w:t>
+        <w:t>Refine results</w:t>
       </w:r>
     </w:p>
     <w:p>
@@ -170,17 +215,32 @@
         <w:pStyle w:val="Heading1"/>
       </w:pPr>
       <w:r>
-        <w:t>MODULE 4: Legacy Transmission</w:t>
+        <w:t>MODULE 4: Mastery Module 4</w:t>
       </w:r>
     </w:p>
     <w:p>
       <w:r>
-        <w:t>Objective: Design the long-term impact and succession of your wealth.</w:t>
+        <w:t>Objective: Achieve world-class execution.</w:t>
       </w:r>
     </w:p>
     <w:p>
       <w:r>
-        <w:t>Wealth is culture. Learn to transmit the 'Elite Mindset' to the next generation through estate planning and structured trusts. Design a financial legacy that empowers your descendants without creating dependency.</w:t>
+        <w:t>Deep strategic deep-dive into WEALTH ARCHITECT PROTOCOLS pillar 4. We analyze global trends and local PH implementation protocols to ensure absolute scalability.</w:t>
+      </w:r>
+    </w:p>
+    <w:p>
+      <w:r>
+        <w:t>Mastery Frameworks:</w:t>
+      </w:r>
+    </w:p>
+    <w:p>
+      <w:r>
+        <w:t>Framework: The Elite Performance Audit. ROI: Multi-six-figure growth potential.</w:t>
+      </w:r>
+    </w:p>
+    <w:p>
+      <w:r>
+        <w:t>Execution Steps:</w:t>
       </w:r>
     </w:p>
     <w:p>
@@ -188,7 +248,7 @@
         <w:pStyle w:val="ListBullet"/>
       </w:pPr>
       <w:r>
-        <w:t>Draft your 'Wealth Legacy' statement</w:t>
+        <w:t>Audit state</w:t>
       </w:r>
     </w:p>
     <w:p>
@@ -196,7 +256,7 @@
         <w:pStyle w:val="ListBullet"/>
       </w:pPr>
       <w:r>
-        <w:t>Research Trust vs. Corporation setups</w:t>
+        <w:t>Deploy system</w:t>
       </w:r>
     </w:p>
     <w:p>
@@ -204,7 +264,7 @@
         <w:pStyle w:val="ListBullet"/>
       </w:pPr>
       <w:r>
-        <w:t>Identify your 'Legacy Beneficiaries'</w:t>
+        <w:t>Refine results</w:t>
       </w:r>
     </w:p>
     <w:p>
@@ -217,17 +277,32 @@
         <w:pStyle w:val="Heading1"/>
       </w:pPr>
       <w:r>
-        <w:t>MODULE 5: PH Real Estate Strategy</w:t>
+        <w:t>MODULE 5: Mastery Module 5</w:t>
       </w:r>
     </w:p>
     <w:p>
       <w:r>
-        <w:t>Objective: Identify and acquire income-generating local real estate.</w:t>
+        <w:t>Objective: Achieve world-class execution.</w:t>
       </w:r>
     </w:p>
     <w:p>
       <w:r>
-        <w:t>Physical assets in a digital world. We explore the PH property market for high-yield rentals and strategic land acquisitions. Learn to audit developers and locations with the same precision you use for your online business.</w:t>
+        <w:t>Deep strategic deep-dive into WEALTH ARCHITECT PROTOCOLS pillar 5. We analyze global trends and local PH implementation protocols to ensure absolute scalability.</w:t>
+      </w:r>
+    </w:p>
+    <w:p>
+      <w:r>
+        <w:t>Mastery Frameworks:</w:t>
+      </w:r>
+    </w:p>
+    <w:p>
+      <w:r>
+        <w:t>Framework: The Elite Performance Audit. ROI: Multi-six-figure growth potential.</w:t>
+      </w:r>
+    </w:p>
+    <w:p>
+      <w:r>
+        <w:t>Execution Steps:</w:t>
       </w:r>
     </w:p>
     <w:p>
@@ -235,7 +310,7 @@
         <w:pStyle w:val="ListBullet"/>
       </w:pPr>
       <w:r>
-        <w:t>Perform a local 'Yield Audit' on 3 areas</w:t>
+        <w:t>Audit state</w:t>
       </w:r>
     </w:p>
     <w:p>
@@ -243,7 +318,7 @@
         <w:pStyle w:val="ListBullet"/>
       </w:pPr>
       <w:r>
-        <w:t>Draft a real estate financing plan</w:t>
+        <w:t>Deploy system</w:t>
       </w:r>
     </w:p>
     <w:p>
@@ -251,7 +326,7 @@
         <w:pStyle w:val="ListBullet"/>
       </w:pPr>
       <w:r>
-        <w:t>Research 3 top-tier PH developers</w:t>
+        <w:t>Refine results</w:t>
       </w:r>
     </w:p>
     <w:p>
@@ -264,17 +339,32 @@
         <w:pStyle w:val="Heading1"/>
       </w:pPr>
       <w:r>
-        <w:t>MODULE 6: Crypto &amp; Web3 Protocols</w:t>
+        <w:t>MODULE 6: Mastery Module 6</w:t>
       </w:r>
     </w:p>
     <w:p>
       <w:r>
-        <w:t>Objective: Risk-managed exposure to the future decentralized economy.</w:t>
+        <w:t>Objective: Achieve world-class execution.</w:t>
       </w:r>
     </w:p>
     <w:p>
       <w:r>
-        <w:t>Moving beyond speculation into digital asset architecture. Learn to use cold storage, decentralized finance (DeFi), and strategic token allocation to hedge against traditional currency collapses. Focus on long-term protocol value.</w:t>
+        <w:t>Deep strategic deep-dive into WEALTH ARCHITECT PROTOCOLS pillar 6. We analyze global trends and local PH implementation protocols to ensure absolute scalability.</w:t>
+      </w:r>
+    </w:p>
+    <w:p>
+      <w:r>
+        <w:t>Mastery Frameworks:</w:t>
+      </w:r>
+    </w:p>
+    <w:p>
+      <w:r>
+        <w:t>Framework: The Elite Performance Audit. ROI: Multi-six-figure growth potential.</w:t>
+      </w:r>
+    </w:p>
+    <w:p>
+      <w:r>
+        <w:t>Execution Steps:</w:t>
       </w:r>
     </w:p>
     <w:p>
@@ -282,7 +372,7 @@
         <w:pStyle w:val="ListBullet"/>
       </w:pPr>
       <w:r>
-        <w:t>Set up a 'Cold Storage' security protocol</w:t>
+        <w:t>Audit state</w:t>
       </w:r>
     </w:p>
     <w:p>
@@ -290,7 +380,7 @@
         <w:pStyle w:val="ListBullet"/>
       </w:pPr>
       <w:r>
-        <w:t>Allocate 5% to 'Digital Gold' (BTC/ETH)</w:t>
+        <w:t>Deploy system</w:t>
       </w:r>
     </w:p>
     <w:p>
@@ -298,7 +388,7 @@
         <w:pStyle w:val="ListBullet"/>
       </w:pPr>
       <w:r>
-        <w:t>Audit DeFi yield opportunities safely</w:t>
+        <w:t>Refine results</w:t>
       </w:r>
     </w:p>
     <w:p>
@@ -311,17 +401,32 @@
         <w:pStyle w:val="Heading1"/>
       </w:pPr>
       <w:r>
-        <w:t>MODULE 7: Passive Business Acquisition</w:t>
+        <w:t>MODULE 7: Mastery Module 7</w:t>
       </w:r>
     </w:p>
     <w:p>
       <w:r>
-        <w:t>Objective: Buy existing cashflow to accelerate your empire building.</w:t>
+        <w:t>Objective: Achieve world-class execution.</w:t>
       </w:r>
     </w:p>
     <w:p>
       <w:r>
-        <w:t>Building is slow; buying is fast. Learn to audit, acquire, and manage small profitable businesses that already have established systems. We focus on 'Micro-SaaS' and service businesses with high-margin potential.</w:t>
+        <w:t>Deep strategic deep-dive into WEALTH ARCHITECT PROTOCOLS pillar 7. We analyze global trends and local PH implementation protocols to ensure absolute scalability.</w:t>
+      </w:r>
+    </w:p>
+    <w:p>
+      <w:r>
+        <w:t>Mastery Frameworks:</w:t>
+      </w:r>
+    </w:p>
+    <w:p>
+      <w:r>
+        <w:t>Framework: The Elite Performance Audit. ROI: Multi-six-figure growth potential.</w:t>
+      </w:r>
+    </w:p>
+    <w:p>
+      <w:r>
+        <w:t>Execution Steps:</w:t>
       </w:r>
     </w:p>
     <w:p>
@@ -329,7 +434,7 @@
         <w:pStyle w:val="ListBullet"/>
       </w:pPr>
       <w:r>
-        <w:t>Draft a 'Business Acquisition' criteria</w:t>
+        <w:t>Audit state</w:t>
       </w:r>
     </w:p>
     <w:p>
@@ -337,7 +442,7 @@
         <w:pStyle w:val="ListBullet"/>
       </w:pPr>
       <w:r>
-        <w:t>Audit 3 potential purchase targets</w:t>
+        <w:t>Deploy system</w:t>
       </w:r>
     </w:p>
     <w:p>
@@ -345,7 +450,7 @@
         <w:pStyle w:val="ListBullet"/>
       </w:pPr>
       <w:r>
-        <w:t>Plan a '90-Day Post-Purchase' SOP</w:t>
+        <w:t>Refine results</w:t>
       </w:r>
     </w:p>
     <w:p>
@@ -358,17 +463,32 @@
         <w:pStyle w:val="Heading1"/>
       </w:pPr>
       <w:r>
-        <w:t>MODULE 8: Global Tax Optimization</w:t>
+        <w:t>MODULE 8: Mastery Module 8</w:t>
       </w:r>
     </w:p>
     <w:p>
       <w:r>
-        <w:t>Objective: Leverage advanced legal structures for the global citizen.</w:t>
+        <w:t>Objective: Achieve world-class execution.</w:t>
       </w:r>
     </w:p>
     <w:p>
       <w:r>
-        <w:t>Strategic offshore planning and legal tax reduction for those with global revenue. We explore the ethics and mechanics of international tax planning to ensure your growth capital remains in your control for reinvestment.</w:t>
+        <w:t>Deep strategic deep-dive into WEALTH ARCHITECT PROTOCOLS pillar 8. We analyze global trends and local PH implementation protocols to ensure absolute scalability.</w:t>
+      </w:r>
+    </w:p>
+    <w:p>
+      <w:r>
+        <w:t>Mastery Frameworks:</w:t>
+      </w:r>
+    </w:p>
+    <w:p>
+      <w:r>
+        <w:t>Framework: The Elite Performance Audit. ROI: Multi-six-figure growth potential.</w:t>
+      </w:r>
+    </w:p>
+    <w:p>
+      <w:r>
+        <w:t>Execution Steps:</w:t>
       </w:r>
     </w:p>
     <w:p>
@@ -376,7 +496,7 @@
         <w:pStyle w:val="ListBullet"/>
       </w:pPr>
       <w:r>
-        <w:t>Perform a 'Global Tax' audit</w:t>
+        <w:t>Audit state</w:t>
       </w:r>
     </w:p>
     <w:p>
@@ -384,7 +504,7 @@
         <w:pStyle w:val="ListBullet"/>
       </w:pPr>
       <w:r>
-        <w:t>Research 3 digital nomad tax havens</w:t>
+        <w:t>Deploy system</w:t>
       </w:r>
     </w:p>
     <w:p>
@@ -392,7 +512,7 @@
         <w:pStyle w:val="ListBullet"/>
       </w:pPr>
       <w:r>
-        <w:t>Draft an 'International Entity' plan</w:t>
+        <w:t>Refine results</w:t>
       </w:r>
     </w:p>
     <w:p>

--- a/layunin-theme/downloadables/5_WEALTH_ARCHITECT_PROTOCOLS.docx
+++ b/layunin-theme/downloadables/5_WEALTH_ARCHITECT_PROTOCOLS.docx
@@ -16,7 +16,7 @@
         <w:jc w:val="center"/>
       </w:pPr>
       <w:r>
-        <w:t>Advanced Management</w:t>
+        <w:t>Advanced Management for High-Achievers</w:t>
       </w:r>
     </w:p>
     <w:p>
@@ -29,27 +29,17 @@
         <w:pStyle w:val="Heading1"/>
       </w:pPr>
       <w:r>
-        <w:t>MODULE 1: Mastery Module 1</w:t>
+        <w:t>MODULE 1: Empire Account Structure</w:t>
       </w:r>
     </w:p>
     <w:p>
       <w:r>
-        <w:t>Objective: Achieve world-class execution.</w:t>
+        <w:t>Objective: Automate wealth generation.</w:t>
       </w:r>
     </w:p>
     <w:p>
       <w:r>
-        <w:t>Deep strategic deep-dive into WEALTH ARCHITECT PROTOCOLS pillar 1. We analyze global trends and local PH implementation protocols to ensure absolute scalability.</w:t>
-      </w:r>
-    </w:p>
-    <w:p>
-      <w:r>
-        <w:t>Mastery Frameworks:</w:t>
-      </w:r>
-    </w:p>
-    <w:p>
-      <w:r>
-        <w:t>Framework: The Elite Performance Audit. ROI: Multi-six-figure growth potential.</w:t>
+        <w:t>The 'Profit First' system adapted for global nomads and digital entrepreneurs. Ensuring you are wealthy before you spend a cent.</w:t>
       </w:r>
     </w:p>
     <w:p>
@@ -62,7 +52,7 @@
         <w:pStyle w:val="ListBullet"/>
       </w:pPr>
       <w:r>
-        <w:t>Audit state</w:t>
+        <w:t>Setup 3 dedicated bank accounts (Tax, Profit, Ops)</w:t>
       </w:r>
     </w:p>
     <w:p>
@@ -70,7 +60,7 @@
         <w:pStyle w:val="ListBullet"/>
       </w:pPr>
       <w:r>
-        <w:t>Deploy system</w:t>
+        <w:t>Automate weekly transfers to your Profit account</w:t>
       </w:r>
     </w:p>
     <w:p>
@@ -78,7 +68,7 @@
         <w:pStyle w:val="ListBullet"/>
       </w:pPr>
       <w:r>
-        <w:t>Refine results</w:t>
+        <w:t>Establish an 'Asset Floor' for your lifestyle</w:t>
       </w:r>
     </w:p>
     <w:p>
@@ -91,27 +81,17 @@
         <w:pStyle w:val="Heading1"/>
       </w:pPr>
       <w:r>
-        <w:t>MODULE 2: Mastery Module 2</w:t>
+        <w:t>MODULE 2: Asset Allocation Logic</w:t>
       </w:r>
     </w:p>
     <w:p>
       <w:r>
-        <w:t>Objective: Achieve world-class execution.</w:t>
+        <w:t>Objective: Diversify for global growth.</w:t>
       </w:r>
     </w:p>
     <w:p>
       <w:r>
-        <w:t>Deep strategic deep-dive into WEALTH ARCHITECT PROTOCOLS pillar 2. We analyze global trends and local PH implementation protocols to ensure absolute scalability.</w:t>
-      </w:r>
-    </w:p>
-    <w:p>
-      <w:r>
-        <w:t>Mastery Frameworks:</w:t>
-      </w:r>
-    </w:p>
-    <w:p>
-      <w:r>
-        <w:t>Framework: The Elite Performance Audit. ROI: Multi-six-figure growth potential.</w:t>
+        <w:t>Protecting your capital from local inflation and market volatility. Building a portfolio that works regardless of geography.</w:t>
       </w:r>
     </w:p>
     <w:p>
@@ -124,7 +104,7 @@
         <w:pStyle w:val="ListBullet"/>
       </w:pPr>
       <w:r>
-        <w:t>Audit state</w:t>
+        <w:t>Map out your current allocation (Cash, Stock, Real Estate, Crypto)</w:t>
       </w:r>
     </w:p>
     <w:p>
@@ -132,7 +112,7 @@
         <w:pStyle w:val="ListBullet"/>
       </w:pPr>
       <w:r>
-        <w:t>Deploy system</w:t>
+        <w:t>Identify 3 global index funds for long-term growth</w:t>
       </w:r>
     </w:p>
     <w:p>
@@ -140,7 +120,7 @@
         <w:pStyle w:val="ListBullet"/>
       </w:pPr>
       <w:r>
-        <w:t>Refine results</w:t>
+        <w:t>Define your 'Risk Budget' for speculative plays</w:t>
       </w:r>
     </w:p>
     <w:p>
@@ -153,27 +133,17 @@
         <w:pStyle w:val="Heading1"/>
       </w:pPr>
       <w:r>
-        <w:t>MODULE 3: Mastery Module 3</w:t>
+        <w:t>MODULE 3: Tax &amp; Entity Strategy</w:t>
       </w:r>
     </w:p>
     <w:p>
       <w:r>
-        <w:t>Objective: Achieve world-class execution.</w:t>
+        <w:t>Objective: Protect capital from unnecessary drag.</w:t>
       </w:r>
     </w:p>
     <w:p>
       <w:r>
-        <w:t>Deep strategic deep-dive into WEALTH ARCHITECT PROTOCOLS pillar 3. We analyze global trends and local PH implementation protocols to ensure absolute scalability.</w:t>
-      </w:r>
-    </w:p>
-    <w:p>
-      <w:r>
-        <w:t>Mastery Frameworks:</w:t>
-      </w:r>
-    </w:p>
-    <w:p>
-      <w:r>
-        <w:t>Framework: The Elite Performance Audit. ROI: Multi-six-figure growth potential.</w:t>
+        <w:t>Navigating BIR and international structures for a global digital business. Keeping more of what you earn legally.</w:t>
       </w:r>
     </w:p>
     <w:p>
@@ -186,7 +156,7 @@
         <w:pStyle w:val="ListBullet"/>
       </w:pPr>
       <w:r>
-        <w:t>Audit state</w:t>
+        <w:t>Perform a legal health-check on your current entity</w:t>
       </w:r>
     </w:p>
     <w:p>
@@ -194,7 +164,7 @@
         <w:pStyle w:val="ListBullet"/>
       </w:pPr>
       <w:r>
-        <w:t>Deploy system</w:t>
+        <w:t>Consult with a tax professional for optimization</w:t>
       </w:r>
     </w:p>
     <w:p>
@@ -202,7 +172,7 @@
         <w:pStyle w:val="ListBullet"/>
       </w:pPr>
       <w:r>
-        <w:t>Refine results</w:t>
+        <w:t>Create an expansion roadmap for offshore entities if needed</w:t>
       </w:r>
     </w:p>
     <w:p>
@@ -215,27 +185,17 @@
         <w:pStyle w:val="Heading1"/>
       </w:pPr>
       <w:r>
-        <w:t>MODULE 4: Mastery Module 4</w:t>
+        <w:t>MODULE 4: Legacy Transmission</w:t>
       </w:r>
     </w:p>
     <w:p>
       <w:r>
-        <w:t>Objective: Achieve world-class execution.</w:t>
+        <w:t>Objective: Design long-term succession.</w:t>
       </w:r>
     </w:p>
     <w:p>
       <w:r>
-        <w:t>Deep strategic deep-dive into WEALTH ARCHITECT PROTOCOLS pillar 4. We analyze global trends and local PH implementation protocols to ensure absolute scalability.</w:t>
-      </w:r>
-    </w:p>
-    <w:p>
-      <w:r>
-        <w:t>Mastery Frameworks:</w:t>
-      </w:r>
-    </w:p>
-    <w:p>
-      <w:r>
-        <w:t>Framework: The Elite Performance Audit. ROI: Multi-six-figure growth potential.</w:t>
+        <w:t>Transmitting the Elite Mindset and wealth via proper estate planning. Ensuring your empire continues for generations.</w:t>
       </w:r>
     </w:p>
     <w:p>
@@ -248,7 +208,7 @@
         <w:pStyle w:val="ListBullet"/>
       </w:pPr>
       <w:r>
-        <w:t>Audit state</w:t>
+        <w:t>Write a Wealth Legacy statement for your family</w:t>
       </w:r>
     </w:p>
     <w:p>
@@ -256,7 +216,7 @@
         <w:pStyle w:val="ListBullet"/>
       </w:pPr>
       <w:r>
-        <w:t>Deploy system</w:t>
+        <w:t>Research Trust vs Corporation for asset protection</w:t>
       </w:r>
     </w:p>
     <w:p>
@@ -264,7 +224,7 @@
         <w:pStyle w:val="ListBullet"/>
       </w:pPr>
       <w:r>
-        <w:t>Refine results</w:t>
+        <w:t>Identify and prepare your primary beneficiaries</w:t>
       </w:r>
     </w:p>
     <w:p>
@@ -277,27 +237,17 @@
         <w:pStyle w:val="Heading1"/>
       </w:pPr>
       <w:r>
-        <w:t>MODULE 5: Mastery Module 5</w:t>
+        <w:t>MODULE 5: PH Real Estate for Architects</w:t>
       </w:r>
     </w:p>
     <w:p>
       <w:r>
-        <w:t>Objective: Achieve world-class execution.</w:t>
+        <w:t>Objective: Build local income-generating assets.</w:t>
       </w:r>
     </w:p>
     <w:p>
       <w:r>
-        <w:t>Deep strategic deep-dive into WEALTH ARCHITECT PROTOCOLS pillar 5. We analyze global trends and local PH implementation protocols to ensure absolute scalability.</w:t>
-      </w:r>
-    </w:p>
-    <w:p>
-      <w:r>
-        <w:t>Mastery Frameworks:</w:t>
-      </w:r>
-    </w:p>
-    <w:p>
-      <w:r>
-        <w:t>Framework: The Elite Performance Audit. ROI: Multi-six-figure growth potential.</w:t>
+        <w:t>Auditing local properties for high-yield rentals. How to identify undervalued gems in the Philippine market.</w:t>
       </w:r>
     </w:p>
     <w:p>
@@ -310,7 +260,7 @@
         <w:pStyle w:val="ListBullet"/>
       </w:pPr>
       <w:r>
-        <w:t>Audit state</w:t>
+        <w:t>Perform a Yield Audit on 3 local developments</w:t>
       </w:r>
     </w:p>
     <w:p>
@@ -318,7 +268,7 @@
         <w:pStyle w:val="ListBullet"/>
       </w:pPr>
       <w:r>
-        <w:t>Deploy system</w:t>
+        <w:t>Draft a financing plan for your next acquisition</w:t>
       </w:r>
     </w:p>
     <w:p>
@@ -326,7 +276,7 @@
         <w:pStyle w:val="ListBullet"/>
       </w:pPr>
       <w:r>
-        <w:t>Refine results</w:t>
+        <w:t>Connect with 3 reputable developers for early-stage access</w:t>
       </w:r>
     </w:p>
     <w:p>
@@ -339,27 +289,17 @@
         <w:pStyle w:val="Heading1"/>
       </w:pPr>
       <w:r>
-        <w:t>MODULE 6: Mastery Module 6</w:t>
+        <w:t>MODULE 6: Crypto &amp; Web3 Protocols</w:t>
       </w:r>
     </w:p>
     <w:p>
       <w:r>
-        <w:t>Objective: Achieve world-class execution.</w:t>
+        <w:t>Objective: Managed digital exposure.</w:t>
       </w:r>
     </w:p>
     <w:p>
       <w:r>
-        <w:t>Deep strategic deep-dive into WEALTH ARCHITECT PROTOCOLS pillar 6. We analyze global trends and local PH implementation protocols to ensure absolute scalability.</w:t>
-      </w:r>
-    </w:p>
-    <w:p>
-      <w:r>
-        <w:t>Mastery Frameworks:</w:t>
-      </w:r>
-    </w:p>
-    <w:p>
-      <w:r>
-        <w:t>Framework: The Elite Performance Audit. ROI: Multi-six-figure growth potential.</w:t>
+        <w:t>Hedge against traditional currency collapse with managed digital assets. The conservative approach to decentralized finance.</w:t>
       </w:r>
     </w:p>
     <w:p>
@@ -372,7 +312,7 @@
         <w:pStyle w:val="ListBullet"/>
       </w:pPr>
       <w:r>
-        <w:t>Audit state</w:t>
+        <w:t>Setup a Cold Storage vault for your assets</w:t>
       </w:r>
     </w:p>
     <w:p>
@@ -380,7 +320,7 @@
         <w:pStyle w:val="ListBullet"/>
       </w:pPr>
       <w:r>
-        <w:t>Deploy system</w:t>
+        <w:t>Define a 10% token allocation for growth</w:t>
       </w:r>
     </w:p>
     <w:p>
@@ -388,7 +328,7 @@
         <w:pStyle w:val="ListBullet"/>
       </w:pPr>
       <w:r>
-        <w:t>Refine results</w:t>
+        <w:t>Perform a monthly 'DeFi Audit' on yield-bearing assets</w:t>
       </w:r>
     </w:p>
     <w:p>
@@ -401,27 +341,17 @@
         <w:pStyle w:val="Heading1"/>
       </w:pPr>
       <w:r>
-        <w:t>MODULE 7: Mastery Module 7</w:t>
+        <w:t>MODULE 7: Passive Business Acquisition</w:t>
       </w:r>
     </w:p>
     <w:p>
       <w:r>
-        <w:t>Objective: Achieve world-class execution.</w:t>
+        <w:t>Objective: Buy existing cashflow.</w:t>
       </w:r>
     </w:p>
     <w:p>
       <w:r>
-        <w:t>Deep strategic deep-dive into WEALTH ARCHITECT PROTOCOLS pillar 7. We analyze global trends and local PH implementation protocols to ensure absolute scalability.</w:t>
-      </w:r>
-    </w:p>
-    <w:p>
-      <w:r>
-        <w:t>Mastery Frameworks:</w:t>
-      </w:r>
-    </w:p>
-    <w:p>
-      <w:r>
-        <w:t>Framework: The Elite Performance Audit. ROI: Multi-six-figure growth potential.</w:t>
+        <w:t>Auditing and acquiring small service or SaaS businesses. Scaling through acquisition rather than starting from zero.</w:t>
       </w:r>
     </w:p>
     <w:p>
@@ -434,7 +364,7 @@
         <w:pStyle w:val="ListBullet"/>
       </w:pPr>
       <w:r>
-        <w:t>Audit state</w:t>
+        <w:t>Define your acquisition criteria (ROI, Effort, Sector)</w:t>
       </w:r>
     </w:p>
     <w:p>
@@ -442,7 +372,7 @@
         <w:pStyle w:val="ListBullet"/>
       </w:pPr>
       <w:r>
-        <w:t>Deploy system</w:t>
+        <w:t>Identify 3 potential targets on platforms like Empire Flippers</w:t>
       </w:r>
     </w:p>
     <w:p>
@@ -450,7 +380,7 @@
         <w:pStyle w:val="ListBullet"/>
       </w:pPr>
       <w:r>
-        <w:t>Refine results</w:t>
+        <w:t>Create a 90-day post-acquisition SOP</w:t>
       </w:r>
     </w:p>
     <w:p>
@@ -463,27 +393,17 @@
         <w:pStyle w:val="Heading1"/>
       </w:pPr>
       <w:r>
-        <w:t>MODULE 8: Mastery Module 8</w:t>
+        <w:t>MODULE 8: Global Tax Optimization</w:t>
       </w:r>
     </w:p>
     <w:p>
       <w:r>
-        <w:t>Objective: Achieve world-class execution.</w:t>
+        <w:t>Objective: Offshore planning for digital nomads.</w:t>
       </w:r>
     </w:p>
     <w:p>
       <w:r>
-        <w:t>Deep strategic deep-dive into WEALTH ARCHITECT PROTOCOLS pillar 8. We analyze global trends and local PH implementation protocols to ensure absolute scalability.</w:t>
-      </w:r>
-    </w:p>
-    <w:p>
-      <w:r>
-        <w:t>Mastery Frameworks:</w:t>
-      </w:r>
-    </w:p>
-    <w:p>
-      <w:r>
-        <w:t>Framework: The Elite Performance Audit. ROI: Multi-six-figure growth potential.</w:t>
+        <w:t>International structures that provide total control of your capital. Moving your base to where you are treated best.</w:t>
       </w:r>
     </w:p>
     <w:p>
@@ -496,7 +416,7 @@
         <w:pStyle w:val="ListBullet"/>
       </w:pPr>
       <w:r>
-        <w:t>Audit state</w:t>
+        <w:t>Perform a Global Tax audit of your current residencies</w:t>
       </w:r>
     </w:p>
     <w:p>
@@ -504,7 +424,7 @@
         <w:pStyle w:val="ListBullet"/>
       </w:pPr>
       <w:r>
-        <w:t>Deploy system</w:t>
+        <w:t>Identify 3 potential nomad-friendly tax havens</w:t>
       </w:r>
     </w:p>
     <w:p>
@@ -512,7 +432,7 @@
         <w:pStyle w:val="ListBullet"/>
       </w:pPr>
       <w:r>
-        <w:t>Refine results</w:t>
+        <w:t>Draft an entity plan for international operations</w:t>
       </w:r>
     </w:p>
     <w:p>

--- a/layunin-theme/downloadables/5_WEALTH_ARCHITECT_PROTOCOLS.docx
+++ b/layunin-theme/downloadables/5_WEALTH_ARCHITECT_PROTOCOLS.docx
@@ -8,7 +8,7 @@
         <w:jc w:val="center"/>
       </w:pPr>
       <w:r>
-        <w:t>WEALTH ARCHITECT PROTOCOLS</w:t>
+        <w:t>WEALTH_ARCHITECT_PROTOCOLS</w:t>
       </w:r>
     </w:p>
     <w:p>
@@ -16,7 +16,7 @@
         <w:jc w:val="center"/>
       </w:pPr>
       <w:r>
-        <w:t>Advanced Management for High-Achievers</w:t>
+        <w:t>Advanced Financial Management for High-Achievers</w:t>
       </w:r>
     </w:p>
     <w:p>
@@ -29,22 +29,28 @@
         <w:pStyle w:val="Heading1"/>
       </w:pPr>
       <w:r>
-        <w:t>MODULE 1: Empire Account Structure</w:t>
+        <w:t>MODULE 1: Empire Account Architecture</w:t>
       </w:r>
     </w:p>
     <w:p>
       <w:r>
-        <w:t>Objective: Automate wealth generation.</w:t>
+        <w:rPr>
+          <w:b/>
+        </w:rPr>
+        <w:t>Strategic Objective: Automate your wealth generation using the 'Profit-First' system.</w:t>
       </w:r>
     </w:p>
     <w:p>
       <w:r>
-        <w:t>The 'Profit First' system adapted for global nomads and digital entrepreneurs. Ensuring you are wealthy before you spend a cent.</w:t>
+        <w:t>Most business owners pay themselves with what's left over—which is usually nothing. We reverse this. You will architect your 'Empire Accounts': Tax, Profit, Operations, and Lifestyle. We set up automated transfers so that every dollar that enters your ecosystem is immediately assigned a strategic purpose. You will become wealthy *by design*, not by luck.</w:t>
       </w:r>
     </w:p>
     <w:p>
       <w:r>
-        <w:t>Execution Steps:</w:t>
+        <w:rPr>
+          <w:b/>
+        </w:rPr>
+        <w:t>Elite Execution Steps:</w:t>
       </w:r>
     </w:p>
     <w:p>
@@ -52,7 +58,7 @@
         <w:pStyle w:val="ListBullet"/>
       </w:pPr>
       <w:r>
-        <w:t>Setup 3 dedicated bank accounts (Tax, Profit, Ops)</w:t>
+        <w:t>Open 3 dedicated 'Empire' bank accounts</w:t>
       </w:r>
     </w:p>
     <w:p>
@@ -60,7 +66,7 @@
         <w:pStyle w:val="ListBullet"/>
       </w:pPr>
       <w:r>
-        <w:t>Automate weekly transfers to your Profit account</w:t>
+        <w:t>Set your 'Profit %' for the next 90 days</w:t>
       </w:r>
     </w:p>
     <w:p>
@@ -68,7 +74,7 @@
         <w:pStyle w:val="ListBullet"/>
       </w:pPr>
       <w:r>
-        <w:t>Establish an 'Asset Floor' for your lifestyle</w:t>
+        <w:t>Automate a $100+ weekly transfer to your 'Future Fund'</w:t>
       </w:r>
     </w:p>
     <w:p>
@@ -81,22 +87,28 @@
         <w:pStyle w:val="Heading1"/>
       </w:pPr>
       <w:r>
-        <w:t>MODULE 2: Asset Allocation Logic</w:t>
+        <w:t>MODULE 2: Global Asset Allocation Logic</w:t>
       </w:r>
     </w:p>
     <w:p>
       <w:r>
-        <w:t>Objective: Diversify for global growth.</w:t>
+        <w:rPr>
+          <w:b/>
+        </w:rPr>
+        <w:t>Strategic Objective: Diversify your wealth to survive and thrive in any economy.</w:t>
       </w:r>
     </w:p>
     <w:p>
       <w:r>
-        <w:t>Protecting your capital from local inflation and market volatility. Building a portfolio that works regardless of geography.</w:t>
+        <w:t>The Elite Architect does not keep all their eggs in one basket or one currency. We discuss the 'All-Weather Portfolio' adapted for digital nomads and PH-based high-performers. Learn the ratio between 'Safety Assets' (Indices, Gold) and 'Growth Assets' (Crypto, Individual Stocks). We focus on building a portfolio that grows while you sleep, regardless of local volatility.</w:t>
       </w:r>
     </w:p>
     <w:p>
       <w:r>
-        <w:t>Execution Steps:</w:t>
+        <w:rPr>
+          <w:b/>
+        </w:rPr>
+        <w:t>Elite Execution Steps:</w:t>
       </w:r>
     </w:p>
     <w:p>
@@ -104,7 +116,7 @@
         <w:pStyle w:val="ListBullet"/>
       </w:pPr>
       <w:r>
-        <w:t>Map out your current allocation (Cash, Stock, Real Estate, Crypto)</w:t>
+        <w:t>Calculate your 'Net Worth Baseline'</w:t>
       </w:r>
     </w:p>
     <w:p>
@@ -112,7 +124,7 @@
         <w:pStyle w:val="ListBullet"/>
       </w:pPr>
       <w:r>
-        <w:t>Identify 3 global index funds for long-term growth</w:t>
+        <w:t>Set your target 'Asset Allocation' ratios</w:t>
       </w:r>
     </w:p>
     <w:p>
@@ -120,7 +132,7 @@
         <w:pStyle w:val="ListBullet"/>
       </w:pPr>
       <w:r>
-        <w:t>Define your 'Risk Budget' for speculative plays</w:t>
+        <w:t>Identify 2 global index funds to initiate position</w:t>
       </w:r>
     </w:p>
     <w:p>
@@ -133,22 +145,28 @@
         <w:pStyle w:val="Heading1"/>
       </w:pPr>
       <w:r>
-        <w:t>MODULE 3: Tax &amp; Entity Strategy</w:t>
+        <w:t>MODULE 3: Tax &amp; Entity Strategy (The PH Context)</w:t>
       </w:r>
     </w:p>
     <w:p>
       <w:r>
-        <w:t>Objective: Protect capital from unnecessary drag.</w:t>
+        <w:rPr>
+          <w:b/>
+        </w:rPr>
+        <w:t>Strategic Objective: Protect your capital from unnecessary drag and legal risk.</w:t>
       </w:r>
     </w:p>
     <w:p>
       <w:r>
-        <w:t>Navigating BIR and international structures for a global digital business. Keeping more of what you earn legally.</w:t>
+        <w:t>Taxes are the single biggest expense for a high-achiever. We navigate the complexities of the BIR and SEC for digital businesses. You'll learn the difference between 'Sole Proprietorship' and 'One-Person Corporation' (OPC) and when to transition. We discuss legal tax avoidance strategies (not evasion) that keep more of your hard-earned revenue in your empire.</w:t>
       </w:r>
     </w:p>
     <w:p>
       <w:r>
-        <w:t>Execution Steps:</w:t>
+        <w:rPr>
+          <w:b/>
+        </w:rPr>
+        <w:t>Elite Execution Steps:</w:t>
       </w:r>
     </w:p>
     <w:p>
@@ -156,7 +174,7 @@
         <w:pStyle w:val="ListBullet"/>
       </w:pPr>
       <w:r>
-        <w:t>Perform a legal health-check on your current entity</w:t>
+        <w:t>Perform a 'Legal Health Check' on your current entity</w:t>
       </w:r>
     </w:p>
     <w:p>
@@ -164,7 +182,7 @@
         <w:pStyle w:val="ListBullet"/>
       </w:pPr>
       <w:r>
-        <w:t>Consult with a tax professional for optimization</w:t>
+        <w:t>Consult with a tax specialist on 'Business Expense' optimization</w:t>
       </w:r>
     </w:p>
     <w:p>
@@ -172,7 +190,7 @@
         <w:pStyle w:val="ListBullet"/>
       </w:pPr>
       <w:r>
-        <w:t>Create an expansion roadmap for offshore entities if needed</w:t>
+        <w:t>Setup a 'Compliance Calendar' for the next 12 months</w:t>
       </w:r>
     </w:p>
     <w:p>
@@ -185,22 +203,28 @@
         <w:pStyle w:val="Heading1"/>
       </w:pPr>
       <w:r>
-        <w:t>MODULE 4: Legacy Transmission</w:t>
+        <w:t>MODULE 4: Legacy Transmission &amp; Estate Design</w:t>
       </w:r>
     </w:p>
     <w:p>
       <w:r>
-        <w:t>Objective: Design long-term succession.</w:t>
+        <w:rPr>
+          <w:b/>
+        </w:rPr>
+        <w:t>Strategic Objective: Ensure your wealth and values are passed down to future generations.</w:t>
       </w:r>
     </w:p>
     <w:p>
       <w:r>
-        <w:t>Transmitting the Elite Mindset and wealth via proper estate planning. Ensuring your empire continues for generations.</w:t>
+        <w:t>Wealth without values is a curse. We discuss 'Trust Architecture'—how to protect assets for your children and the 'Values Transmission Protocol.' You'll learn how to draft a 'Wealth Will' that includes not just money, but the 'Elite Architect Mindset' that created it. This ensures your empire lasts for centuries, not just seasons.</w:t>
       </w:r>
     </w:p>
     <w:p>
       <w:r>
-        <w:t>Execution Steps:</w:t>
+        <w:rPr>
+          <w:b/>
+        </w:rPr>
+        <w:t>Elite Execution Steps:</w:t>
       </w:r>
     </w:p>
     <w:p>
@@ -208,7 +232,7 @@
         <w:pStyle w:val="ListBullet"/>
       </w:pPr>
       <w:r>
-        <w:t>Write a Wealth Legacy statement for your family</w:t>
+        <w:t>Write a 1-page 'Wealth Values' statement for your family</w:t>
       </w:r>
     </w:p>
     <w:p>
@@ -216,7 +240,7 @@
         <w:pStyle w:val="ListBullet"/>
       </w:pPr>
       <w:r>
-        <w:t>Research Trust vs Corporation for asset protection</w:t>
+        <w:t>Research the 'Insurance-as-an-Asset' model (VUL vs Whole Life)</w:t>
       </w:r>
     </w:p>
     <w:p>
@@ -224,7 +248,7 @@
         <w:pStyle w:val="ListBullet"/>
       </w:pPr>
       <w:r>
-        <w:t>Identify and prepare your primary beneficiaries</w:t>
+        <w:t>Identify 3 key beneficiaries and their 'Readiness' level</w:t>
       </w:r>
     </w:p>
     <w:p>
@@ -237,22 +261,28 @@
         <w:pStyle w:val="Heading1"/>
       </w:pPr>
       <w:r>
-        <w:t>MODULE 5: PH Real Estate for Architects</w:t>
+        <w:t>MODULE 5: Real Estate for Architects (High-Yield PH)</w:t>
       </w:r>
     </w:p>
     <w:p>
       <w:r>
-        <w:t>Objective: Build local income-generating assets.</w:t>
+        <w:rPr>
+          <w:b/>
+        </w:rPr>
+        <w:t>Strategic Objective: Build tangible, cash-flowing assets in the Philippine market.</w:t>
       </w:r>
     </w:p>
     <w:p>
       <w:r>
-        <w:t>Auditing local properties for high-yield rentals. How to identify undervalued gems in the Philippine market.</w:t>
+        <w:t>Real estate is the ultimate anchor of wealth. We focus on 'High-Yield Rentals' rather than speculation. Learn how to audit local developments, the 'Pre-Selling Protocol' for maximizing equity, and how to identify 'Undervalued Gems' in emerging PH hubs. We treat property as a system: Buy -&gt; Optimize -&gt; Cashflow.</w:t>
       </w:r>
     </w:p>
     <w:p>
       <w:r>
-        <w:t>Execution Steps:</w:t>
+        <w:rPr>
+          <w:b/>
+        </w:rPr>
+        <w:t>Elite Execution Steps:</w:t>
       </w:r>
     </w:p>
     <w:p>
@@ -260,7 +290,7 @@
         <w:pStyle w:val="ListBullet"/>
       </w:pPr>
       <w:r>
-        <w:t>Perform a Yield Audit on 3 local developments</w:t>
+        <w:t>Audit 3 local property developments for 'Rental Yield'</w:t>
       </w:r>
     </w:p>
     <w:p>
@@ -268,7 +298,7 @@
         <w:pStyle w:val="ListBullet"/>
       </w:pPr>
       <w:r>
-        <w:t>Draft a financing plan for your next acquisition</w:t>
+        <w:t>Calculate the 'Cash-on-Cash' return for a potential acquisition</w:t>
       </w:r>
     </w:p>
     <w:p>
@@ -276,7 +306,7 @@
         <w:pStyle w:val="ListBullet"/>
       </w:pPr>
       <w:r>
-        <w:t>Connect with 3 reputable developers for early-stage access</w:t>
+        <w:t>Connect with a reputable 'Architect-Friendly' broker</w:t>
       </w:r>
     </w:p>
     <w:p>
@@ -289,22 +319,28 @@
         <w:pStyle w:val="Heading1"/>
       </w:pPr>
       <w:r>
-        <w:t>MODULE 6: Crypto &amp; Web3 Protocols</w:t>
+        <w:t>MODULE 6: Crypto &amp; Web3 Wealth Protocols</w:t>
       </w:r>
     </w:p>
     <w:p>
       <w:r>
-        <w:t>Objective: Managed digital exposure.</w:t>
+        <w:rPr>
+          <w:b/>
+        </w:rPr>
+        <w:t>Strategic Objective: Strategically manage digital asset exposure for exponential growth.</w:t>
       </w:r>
     </w:p>
     <w:p>
       <w:r>
-        <w:t>Hedge against traditional currency collapse with managed digital assets. The conservative approach to decentralized finance.</w:t>
+        <w:t>Crypto is no longer a 'bet'; it's a strategic pillar of a modern portfolio. We move beyond 'meme coins' and focus on 'Digital Infrastructure' (BTC, ETH, Stablecoins). Learn the 'Cold Storage' protocol to keep your assets un-hackable and the 'Yield-Farming' basics for generating interest on your digital cash. We approach Web3 with the caution of a structural engineer.</w:t>
       </w:r>
     </w:p>
     <w:p>
       <w:r>
-        <w:t>Execution Steps:</w:t>
+        <w:rPr>
+          <w:b/>
+        </w:rPr>
+        <w:t>Elite Execution Steps:</w:t>
       </w:r>
     </w:p>
     <w:p>
@@ -312,7 +348,7 @@
         <w:pStyle w:val="ListBullet"/>
       </w:pPr>
       <w:r>
-        <w:t>Setup a Cold Storage vault for your assets</w:t>
+        <w:t>Setup and secure a Hardware Wallet (Ledger/Trezor)</w:t>
       </w:r>
     </w:p>
     <w:p>
@@ -320,7 +356,7 @@
         <w:pStyle w:val="ListBullet"/>
       </w:pPr>
       <w:r>
-        <w:t>Define a 10% token allocation for growth</w:t>
+        <w:t>Define a 5-10% 'Digital Growth' allocation</w:t>
       </w:r>
     </w:p>
     <w:p>
@@ -328,7 +364,7 @@
         <w:pStyle w:val="ListBullet"/>
       </w:pPr>
       <w:r>
-        <w:t>Perform a monthly 'DeFi Audit' on yield-bearing assets</w:t>
+        <w:t>Perform a monthly 'Security Audit' on all digital accounts</w:t>
       </w:r>
     </w:p>
     <w:p>
@@ -346,17 +382,23 @@
     </w:p>
     <w:p>
       <w:r>
-        <w:t>Objective: Buy existing cashflow.</w:t>
+        <w:rPr>
+          <w:b/>
+        </w:rPr>
+        <w:t>Strategic Objective: Scale through buying existing cash-flow rather than building from zero.</w:t>
       </w:r>
     </w:p>
     <w:p>
       <w:r>
-        <w:t>Auditing and acquiring small service or SaaS businesses. Scaling through acquisition rather than starting from zero.</w:t>
+        <w:t>The fastest way to $10k/mo passive income is to buy it. We cover the 'Acquisition Filter'—how to find small SaaS or service businesses for sale. Learn how to read a P&amp;L statement, perform 'Due Diligence' on traffic and revenue, and how to use debt (leverage) to acquire assets that pay for themselves. This is the ultimate growth hack for the Elite Architect.</w:t>
       </w:r>
     </w:p>
     <w:p>
       <w:r>
-        <w:t>Execution Steps:</w:t>
+        <w:rPr>
+          <w:b/>
+        </w:rPr>
+        <w:t>Elite Execution Steps:</w:t>
       </w:r>
     </w:p>
     <w:p>
@@ -364,7 +406,7 @@
         <w:pStyle w:val="ListBullet"/>
       </w:pPr>
       <w:r>
-        <w:t>Define your acquisition criteria (ROI, Effort, Sector)</w:t>
+        <w:t>Research 3 businesses for sale on platforms like Flippa/Empire Flippers</w:t>
       </w:r>
     </w:p>
     <w:p>
@@ -372,7 +414,7 @@
         <w:pStyle w:val="ListBullet"/>
       </w:pPr>
       <w:r>
-        <w:t>Identify 3 potential targets on platforms like Empire Flippers</w:t>
+        <w:t>Create a 'Target Criteria' list (Revenue, Margin, Hours)</w:t>
       </w:r>
     </w:p>
     <w:p>
@@ -380,7 +422,7 @@
         <w:pStyle w:val="ListBullet"/>
       </w:pPr>
       <w:r>
-        <w:t>Create a 90-day post-acquisition SOP</w:t>
+        <w:t>Draft a 'Due Diligence' checklist for your first potential buy</w:t>
       </w:r>
     </w:p>
     <w:p>
@@ -393,22 +435,28 @@
         <w:pStyle w:val="Heading1"/>
       </w:pPr>
       <w:r>
-        <w:t>MODULE 8: Global Tax Optimization</w:t>
+        <w:t>MODULE 8: Global Tax Optimization &amp; Mobility</w:t>
       </w:r>
     </w:p>
     <w:p>
       <w:r>
-        <w:t>Objective: Offshore planning for digital nomads.</w:t>
+        <w:rPr>
+          <w:b/>
+        </w:rPr>
+        <w:t>Strategic Objective: Architect a life of freedom by choosing where you are 'treated best'.</w:t>
       </w:r>
     </w:p>
     <w:p>
       <w:r>
-        <w:t>International structures that provide total control of your capital. Moving your base to where you are treated best.</w:t>
+        <w:t>If you can work from anywhere, why pay taxes as if you are stuck in one place? We discuss 'Flag Theory'—distributing your residency, business, and assets across different jurisdictions to maximize freedom and minimize drag. We look at nomad-friendly hubs and the 'Digital Residency' programs available to Filipino high-performers.</w:t>
       </w:r>
     </w:p>
     <w:p>
       <w:r>
-        <w:t>Execution Steps:</w:t>
+        <w:rPr>
+          <w:b/>
+        </w:rPr>
+        <w:t>Elite Execution Steps:</w:t>
       </w:r>
     </w:p>
     <w:p>
@@ -416,7 +464,7 @@
         <w:pStyle w:val="ListBullet"/>
       </w:pPr>
       <w:r>
-        <w:t>Perform a Global Tax audit of your current residencies</w:t>
+        <w:t>Identify 3 'Nomad Hubs' with tax incentives</w:t>
       </w:r>
     </w:p>
     <w:p>
@@ -424,7 +472,7 @@
         <w:pStyle w:val="ListBullet"/>
       </w:pPr>
       <w:r>
-        <w:t>Identify 3 potential nomad-friendly tax havens</w:t>
+        <w:t>Audit the 'Residency Requirements' for your top choice</w:t>
       </w:r>
     </w:p>
     <w:p>
@@ -432,7 +480,7 @@
         <w:pStyle w:val="ListBullet"/>
       </w:pPr>
       <w:r>
-        <w:t>Draft an entity plan for international operations</w:t>
+        <w:t>Draft a 'Global Mobility' plan for the next 24 months</w:t>
       </w:r>
     </w:p>
     <w:p>
@@ -813,6 +861,10 @@
     <w:name w:val="Normal"/>
     <w:qFormat/>
     <w:rsid w:val="00FC693F"/>
+    <w:rPr>
+      <w:rFonts w:ascii="Inter" w:hAnsi="Inter"/>
+      <w:sz w:val="22"/>
+    </w:rPr>
   </w:style>
   <w:style w:type="paragraph" w:styleId="Header">
     <w:name w:val="header"/>
